--- a/courses/world-history-hack/BUILD/unit1/deliverables/Unit1_DBQ_Investigation_Book.docx
+++ b/courses/world-history-hack/BUILD/unit1/deliverables/Unit1_DBQ_Investigation_Book.docx
@@ -247,6 +247,7 @@
         <w:tblW w:type="auto" w:w="0"/>
         <w:jc w:val="center"/>
         <w:tblLook w:firstColumn="1" w:firstRow="1" w:lastColumn="0" w:lastRow="0" w:noHBand="0" w:noVBand="1" w:val="04A0"/>
+        <w:tblLayout w:type="fixed"/>
       </w:tblPr>
       <w:tblGrid>
         <w:gridCol w:w="4896"/>
@@ -272,11 +273,57 @@
             <w:tcW w:type="dxa" w:w="6624"/>
           </w:tcPr>
           <w:p>
+            <w:pPr>
+              <w:pBdr>
+                <w:bottom w:val="single" w:sz="8" w:space="2" w:color="8C8C8C"/>
+              </w:pBdr>
+            </w:pPr>
             <w:r>
-              <w:rPr>
-                <w:sz w:val="20"/>
-              </w:rPr>
+              <w:drawing>
+                <wp:inline xmlns:a="http://schemas.openxmlformats.org/drawingml/2006/main" xmlns:pic="http://schemas.openxmlformats.org/drawingml/2006/picture">
+                  <wp:extent cx="4023359" cy="9525"/>
+                  <wp:docPr id="1" name="Picture 1"/>
+                  <wp:cNvGraphicFramePr>
+                    <a:graphicFrameLocks noChangeAspect="1"/>
+                  </wp:cNvGraphicFramePr>
+                  <a:graphic>
+                    <a:graphicData uri="http://schemas.openxmlformats.org/drawingml/2006/picture">
+                      <pic:pic>
+                        <pic:nvPicPr>
+                          <pic:cNvPr id="0" name="_dbq_spacer.png"/>
+                          <pic:cNvPicPr/>
+                        </pic:nvPicPr>
+                        <pic:blipFill>
+                          <a:blip r:embed="rId9"/>
+                          <a:stretch>
+                            <a:fillRect/>
+                          </a:stretch>
+                        </pic:blipFill>
+                        <pic:spPr>
+                          <a:xfrm>
+                            <a:off x="0" y="0"/>
+                            <a:ext cx="4023359" cy="9525"/>
+                          </a:xfrm>
+                          <a:prstGeom prst="rect"/>
+                        </pic:spPr>
+                      </pic:pic>
+                    </a:graphicData>
+                  </a:graphic>
+                </wp:inline>
+              </w:drawing>
             </w:r>
+          </w:p>
+          <w:p>
+            <w:pPr>
+              <w:spacing w:before="0" w:after="60"/>
+            </w:pPr>
+          </w:p>
+          <w:p>
+            <w:pPr>
+              <w:pBdr>
+                <w:bottom w:val="single" w:sz="8" w:space="2" w:color="8C8C8C"/>
+              </w:pBdr>
+            </w:pPr>
           </w:p>
         </w:tc>
       </w:tr>
@@ -300,11 +347,57 @@
             <w:tcW w:type="dxa" w:w="6624"/>
           </w:tcPr>
           <w:p>
+            <w:pPr>
+              <w:pBdr>
+                <w:bottom w:val="single" w:sz="8" w:space="2" w:color="8C8C8C"/>
+              </w:pBdr>
+            </w:pPr>
             <w:r>
-              <w:rPr>
-                <w:sz w:val="20"/>
-              </w:rPr>
+              <w:drawing>
+                <wp:inline xmlns:a="http://schemas.openxmlformats.org/drawingml/2006/main" xmlns:pic="http://schemas.openxmlformats.org/drawingml/2006/picture">
+                  <wp:extent cx="4023359" cy="9525"/>
+                  <wp:docPr id="2" name="Picture 2"/>
+                  <wp:cNvGraphicFramePr>
+                    <a:graphicFrameLocks noChangeAspect="1"/>
+                  </wp:cNvGraphicFramePr>
+                  <a:graphic>
+                    <a:graphicData uri="http://schemas.openxmlformats.org/drawingml/2006/picture">
+                      <pic:pic>
+                        <pic:nvPicPr>
+                          <pic:cNvPr id="0" name="_dbq_spacer.png"/>
+                          <pic:cNvPicPr/>
+                        </pic:nvPicPr>
+                        <pic:blipFill>
+                          <a:blip r:embed="rId9"/>
+                          <a:stretch>
+                            <a:fillRect/>
+                          </a:stretch>
+                        </pic:blipFill>
+                        <pic:spPr>
+                          <a:xfrm>
+                            <a:off x="0" y="0"/>
+                            <a:ext cx="4023359" cy="9525"/>
+                          </a:xfrm>
+                          <a:prstGeom prst="rect"/>
+                        </pic:spPr>
+                      </pic:pic>
+                    </a:graphicData>
+                  </a:graphic>
+                </wp:inline>
+              </w:drawing>
             </w:r>
+          </w:p>
+          <w:p>
+            <w:pPr>
+              <w:spacing w:before="0" w:after="60"/>
+            </w:pPr>
+          </w:p>
+          <w:p>
+            <w:pPr>
+              <w:pBdr>
+                <w:bottom w:val="single" w:sz="8" w:space="2" w:color="8C8C8C"/>
+              </w:pBdr>
+            </w:pPr>
           </w:p>
         </w:tc>
       </w:tr>
@@ -328,11 +421,57 @@
             <w:tcW w:type="dxa" w:w="6624"/>
           </w:tcPr>
           <w:p>
+            <w:pPr>
+              <w:pBdr>
+                <w:bottom w:val="single" w:sz="8" w:space="2" w:color="8C8C8C"/>
+              </w:pBdr>
+            </w:pPr>
             <w:r>
-              <w:rPr>
-                <w:sz w:val="20"/>
-              </w:rPr>
+              <w:drawing>
+                <wp:inline xmlns:a="http://schemas.openxmlformats.org/drawingml/2006/main" xmlns:pic="http://schemas.openxmlformats.org/drawingml/2006/picture">
+                  <wp:extent cx="4023359" cy="9525"/>
+                  <wp:docPr id="3" name="Picture 3"/>
+                  <wp:cNvGraphicFramePr>
+                    <a:graphicFrameLocks noChangeAspect="1"/>
+                  </wp:cNvGraphicFramePr>
+                  <a:graphic>
+                    <a:graphicData uri="http://schemas.openxmlformats.org/drawingml/2006/picture">
+                      <pic:pic>
+                        <pic:nvPicPr>
+                          <pic:cNvPr id="0" name="_dbq_spacer.png"/>
+                          <pic:cNvPicPr/>
+                        </pic:nvPicPr>
+                        <pic:blipFill>
+                          <a:blip r:embed="rId9"/>
+                          <a:stretch>
+                            <a:fillRect/>
+                          </a:stretch>
+                        </pic:blipFill>
+                        <pic:spPr>
+                          <a:xfrm>
+                            <a:off x="0" y="0"/>
+                            <a:ext cx="4023359" cy="9525"/>
+                          </a:xfrm>
+                          <a:prstGeom prst="rect"/>
+                        </pic:spPr>
+                      </pic:pic>
+                    </a:graphicData>
+                  </a:graphic>
+                </wp:inline>
+              </w:drawing>
             </w:r>
+          </w:p>
+          <w:p>
+            <w:pPr>
+              <w:spacing w:before="0" w:after="60"/>
+            </w:pPr>
+          </w:p>
+          <w:p>
+            <w:pPr>
+              <w:pBdr>
+                <w:bottom w:val="single" w:sz="8" w:space="2" w:color="8C8C8C"/>
+              </w:pBdr>
+            </w:pPr>
           </w:p>
         </w:tc>
       </w:tr>
@@ -356,11 +495,57 @@
             <w:tcW w:type="dxa" w:w="6624"/>
           </w:tcPr>
           <w:p>
+            <w:pPr>
+              <w:pBdr>
+                <w:bottom w:val="single" w:sz="8" w:space="2" w:color="8C8C8C"/>
+              </w:pBdr>
+            </w:pPr>
             <w:r>
-              <w:rPr>
-                <w:sz w:val="20"/>
-              </w:rPr>
+              <w:drawing>
+                <wp:inline xmlns:a="http://schemas.openxmlformats.org/drawingml/2006/main" xmlns:pic="http://schemas.openxmlformats.org/drawingml/2006/picture">
+                  <wp:extent cx="4023359" cy="9525"/>
+                  <wp:docPr id="4" name="Picture 4"/>
+                  <wp:cNvGraphicFramePr>
+                    <a:graphicFrameLocks noChangeAspect="1"/>
+                  </wp:cNvGraphicFramePr>
+                  <a:graphic>
+                    <a:graphicData uri="http://schemas.openxmlformats.org/drawingml/2006/picture">
+                      <pic:pic>
+                        <pic:nvPicPr>
+                          <pic:cNvPr id="0" name="_dbq_spacer.png"/>
+                          <pic:cNvPicPr/>
+                        </pic:nvPicPr>
+                        <pic:blipFill>
+                          <a:blip r:embed="rId9"/>
+                          <a:stretch>
+                            <a:fillRect/>
+                          </a:stretch>
+                        </pic:blipFill>
+                        <pic:spPr>
+                          <a:xfrm>
+                            <a:off x="0" y="0"/>
+                            <a:ext cx="4023359" cy="9525"/>
+                          </a:xfrm>
+                          <a:prstGeom prst="rect"/>
+                        </pic:spPr>
+                      </pic:pic>
+                    </a:graphicData>
+                  </a:graphic>
+                </wp:inline>
+              </w:drawing>
             </w:r>
+          </w:p>
+          <w:p>
+            <w:pPr>
+              <w:spacing w:before="0" w:after="60"/>
+            </w:pPr>
+          </w:p>
+          <w:p>
+            <w:pPr>
+              <w:pBdr>
+                <w:bottom w:val="single" w:sz="8" w:space="2" w:color="8C8C8C"/>
+              </w:pBdr>
+            </w:pPr>
           </w:p>
         </w:tc>
       </w:tr>
@@ -384,11 +569,57 @@
             <w:tcW w:type="dxa" w:w="6624"/>
           </w:tcPr>
           <w:p>
+            <w:pPr>
+              <w:pBdr>
+                <w:bottom w:val="single" w:sz="8" w:space="2" w:color="8C8C8C"/>
+              </w:pBdr>
+            </w:pPr>
             <w:r>
-              <w:rPr>
-                <w:sz w:val="20"/>
-              </w:rPr>
+              <w:drawing>
+                <wp:inline xmlns:a="http://schemas.openxmlformats.org/drawingml/2006/main" xmlns:pic="http://schemas.openxmlformats.org/drawingml/2006/picture">
+                  <wp:extent cx="4023359" cy="9525"/>
+                  <wp:docPr id="5" name="Picture 5"/>
+                  <wp:cNvGraphicFramePr>
+                    <a:graphicFrameLocks noChangeAspect="1"/>
+                  </wp:cNvGraphicFramePr>
+                  <a:graphic>
+                    <a:graphicData uri="http://schemas.openxmlformats.org/drawingml/2006/picture">
+                      <pic:pic>
+                        <pic:nvPicPr>
+                          <pic:cNvPr id="0" name="_dbq_spacer.png"/>
+                          <pic:cNvPicPr/>
+                        </pic:nvPicPr>
+                        <pic:blipFill>
+                          <a:blip r:embed="rId9"/>
+                          <a:stretch>
+                            <a:fillRect/>
+                          </a:stretch>
+                        </pic:blipFill>
+                        <pic:spPr>
+                          <a:xfrm>
+                            <a:off x="0" y="0"/>
+                            <a:ext cx="4023359" cy="9525"/>
+                          </a:xfrm>
+                          <a:prstGeom prst="rect"/>
+                        </pic:spPr>
+                      </pic:pic>
+                    </a:graphicData>
+                  </a:graphic>
+                </wp:inline>
+              </w:drawing>
             </w:r>
+          </w:p>
+          <w:p>
+            <w:pPr>
+              <w:spacing w:before="0" w:after="60"/>
+            </w:pPr>
+          </w:p>
+          <w:p>
+            <w:pPr>
+              <w:pBdr>
+                <w:bottom w:val="single" w:sz="8" w:space="2" w:color="8C8C8C"/>
+              </w:pBdr>
+            </w:pPr>
           </w:p>
         </w:tc>
       </w:tr>
@@ -418,6 +649,7 @@
         <w:tblW w:type="auto" w:w="0"/>
         <w:jc w:val="center"/>
         <w:tblLook w:firstColumn="1" w:firstRow="1" w:lastColumn="0" w:lastRow="0" w:noHBand="0" w:noVBand="1" w:val="04A0"/>
+        <w:tblLayout w:type="fixed"/>
       </w:tblPr>
       <w:tblGrid>
         <w:gridCol w:w="4896"/>
@@ -443,11 +675,57 @@
             <w:tcW w:type="dxa" w:w="6624"/>
           </w:tcPr>
           <w:p>
+            <w:pPr>
+              <w:pBdr>
+                <w:bottom w:val="single" w:sz="8" w:space="2" w:color="8C8C8C"/>
+              </w:pBdr>
+            </w:pPr>
             <w:r>
-              <w:rPr>
-                <w:sz w:val="20"/>
-              </w:rPr>
+              <w:drawing>
+                <wp:inline xmlns:a="http://schemas.openxmlformats.org/drawingml/2006/main" xmlns:pic="http://schemas.openxmlformats.org/drawingml/2006/picture">
+                  <wp:extent cx="4023359" cy="9525"/>
+                  <wp:docPr id="6" name="Picture 6"/>
+                  <wp:cNvGraphicFramePr>
+                    <a:graphicFrameLocks noChangeAspect="1"/>
+                  </wp:cNvGraphicFramePr>
+                  <a:graphic>
+                    <a:graphicData uri="http://schemas.openxmlformats.org/drawingml/2006/picture">
+                      <pic:pic>
+                        <pic:nvPicPr>
+                          <pic:cNvPr id="0" name="_dbq_spacer.png"/>
+                          <pic:cNvPicPr/>
+                        </pic:nvPicPr>
+                        <pic:blipFill>
+                          <a:blip r:embed="rId9"/>
+                          <a:stretch>
+                            <a:fillRect/>
+                          </a:stretch>
+                        </pic:blipFill>
+                        <pic:spPr>
+                          <a:xfrm>
+                            <a:off x="0" y="0"/>
+                            <a:ext cx="4023359" cy="9525"/>
+                          </a:xfrm>
+                          <a:prstGeom prst="rect"/>
+                        </pic:spPr>
+                      </pic:pic>
+                    </a:graphicData>
+                  </a:graphic>
+                </wp:inline>
+              </w:drawing>
             </w:r>
+          </w:p>
+          <w:p>
+            <w:pPr>
+              <w:spacing w:before="0" w:after="60"/>
+            </w:pPr>
+          </w:p>
+          <w:p>
+            <w:pPr>
+              <w:pBdr>
+                <w:bottom w:val="single" w:sz="8" w:space="2" w:color="8C8C8C"/>
+              </w:pBdr>
+            </w:pPr>
           </w:p>
         </w:tc>
       </w:tr>
@@ -471,11 +749,57 @@
             <w:tcW w:type="dxa" w:w="6624"/>
           </w:tcPr>
           <w:p>
+            <w:pPr>
+              <w:pBdr>
+                <w:bottom w:val="single" w:sz="8" w:space="2" w:color="8C8C8C"/>
+              </w:pBdr>
+            </w:pPr>
             <w:r>
-              <w:rPr>
-                <w:sz w:val="20"/>
-              </w:rPr>
+              <w:drawing>
+                <wp:inline xmlns:a="http://schemas.openxmlformats.org/drawingml/2006/main" xmlns:pic="http://schemas.openxmlformats.org/drawingml/2006/picture">
+                  <wp:extent cx="4023359" cy="9525"/>
+                  <wp:docPr id="7" name="Picture 7"/>
+                  <wp:cNvGraphicFramePr>
+                    <a:graphicFrameLocks noChangeAspect="1"/>
+                  </wp:cNvGraphicFramePr>
+                  <a:graphic>
+                    <a:graphicData uri="http://schemas.openxmlformats.org/drawingml/2006/picture">
+                      <pic:pic>
+                        <pic:nvPicPr>
+                          <pic:cNvPr id="0" name="_dbq_spacer.png"/>
+                          <pic:cNvPicPr/>
+                        </pic:nvPicPr>
+                        <pic:blipFill>
+                          <a:blip r:embed="rId9"/>
+                          <a:stretch>
+                            <a:fillRect/>
+                          </a:stretch>
+                        </pic:blipFill>
+                        <pic:spPr>
+                          <a:xfrm>
+                            <a:off x="0" y="0"/>
+                            <a:ext cx="4023359" cy="9525"/>
+                          </a:xfrm>
+                          <a:prstGeom prst="rect"/>
+                        </pic:spPr>
+                      </pic:pic>
+                    </a:graphicData>
+                  </a:graphic>
+                </wp:inline>
+              </w:drawing>
             </w:r>
+          </w:p>
+          <w:p>
+            <w:pPr>
+              <w:spacing w:before="0" w:after="60"/>
+            </w:pPr>
+          </w:p>
+          <w:p>
+            <w:pPr>
+              <w:pBdr>
+                <w:bottom w:val="single" w:sz="8" w:space="2" w:color="8C8C8C"/>
+              </w:pBdr>
+            </w:pPr>
           </w:p>
         </w:tc>
       </w:tr>
@@ -499,11 +823,57 @@
             <w:tcW w:type="dxa" w:w="6624"/>
           </w:tcPr>
           <w:p>
+            <w:pPr>
+              <w:pBdr>
+                <w:bottom w:val="single" w:sz="8" w:space="2" w:color="8C8C8C"/>
+              </w:pBdr>
+            </w:pPr>
             <w:r>
-              <w:rPr>
-                <w:sz w:val="20"/>
-              </w:rPr>
+              <w:drawing>
+                <wp:inline xmlns:a="http://schemas.openxmlformats.org/drawingml/2006/main" xmlns:pic="http://schemas.openxmlformats.org/drawingml/2006/picture">
+                  <wp:extent cx="4023359" cy="9525"/>
+                  <wp:docPr id="8" name="Picture 8"/>
+                  <wp:cNvGraphicFramePr>
+                    <a:graphicFrameLocks noChangeAspect="1"/>
+                  </wp:cNvGraphicFramePr>
+                  <a:graphic>
+                    <a:graphicData uri="http://schemas.openxmlformats.org/drawingml/2006/picture">
+                      <pic:pic>
+                        <pic:nvPicPr>
+                          <pic:cNvPr id="0" name="_dbq_spacer.png"/>
+                          <pic:cNvPicPr/>
+                        </pic:nvPicPr>
+                        <pic:blipFill>
+                          <a:blip r:embed="rId9"/>
+                          <a:stretch>
+                            <a:fillRect/>
+                          </a:stretch>
+                        </pic:blipFill>
+                        <pic:spPr>
+                          <a:xfrm>
+                            <a:off x="0" y="0"/>
+                            <a:ext cx="4023359" cy="9525"/>
+                          </a:xfrm>
+                          <a:prstGeom prst="rect"/>
+                        </pic:spPr>
+                      </pic:pic>
+                    </a:graphicData>
+                  </a:graphic>
+                </wp:inline>
+              </w:drawing>
             </w:r>
+          </w:p>
+          <w:p>
+            <w:pPr>
+              <w:spacing w:before="0" w:after="60"/>
+            </w:pPr>
+          </w:p>
+          <w:p>
+            <w:pPr>
+              <w:pBdr>
+                <w:bottom w:val="single" w:sz="8" w:space="2" w:color="8C8C8C"/>
+              </w:pBdr>
+            </w:pPr>
           </w:p>
         </w:tc>
       </w:tr>
@@ -527,11 +897,57 @@
             <w:tcW w:type="dxa" w:w="6624"/>
           </w:tcPr>
           <w:p>
+            <w:pPr>
+              <w:pBdr>
+                <w:bottom w:val="single" w:sz="8" w:space="2" w:color="8C8C8C"/>
+              </w:pBdr>
+            </w:pPr>
             <w:r>
-              <w:rPr>
-                <w:sz w:val="20"/>
-              </w:rPr>
+              <w:drawing>
+                <wp:inline xmlns:a="http://schemas.openxmlformats.org/drawingml/2006/main" xmlns:pic="http://schemas.openxmlformats.org/drawingml/2006/picture">
+                  <wp:extent cx="4023359" cy="9525"/>
+                  <wp:docPr id="9" name="Picture 9"/>
+                  <wp:cNvGraphicFramePr>
+                    <a:graphicFrameLocks noChangeAspect="1"/>
+                  </wp:cNvGraphicFramePr>
+                  <a:graphic>
+                    <a:graphicData uri="http://schemas.openxmlformats.org/drawingml/2006/picture">
+                      <pic:pic>
+                        <pic:nvPicPr>
+                          <pic:cNvPr id="0" name="_dbq_spacer.png"/>
+                          <pic:cNvPicPr/>
+                        </pic:nvPicPr>
+                        <pic:blipFill>
+                          <a:blip r:embed="rId9"/>
+                          <a:stretch>
+                            <a:fillRect/>
+                          </a:stretch>
+                        </pic:blipFill>
+                        <pic:spPr>
+                          <a:xfrm>
+                            <a:off x="0" y="0"/>
+                            <a:ext cx="4023359" cy="9525"/>
+                          </a:xfrm>
+                          <a:prstGeom prst="rect"/>
+                        </pic:spPr>
+                      </pic:pic>
+                    </a:graphicData>
+                  </a:graphic>
+                </wp:inline>
+              </w:drawing>
             </w:r>
+          </w:p>
+          <w:p>
+            <w:pPr>
+              <w:spacing w:before="0" w:after="60"/>
+            </w:pPr>
+          </w:p>
+          <w:p>
+            <w:pPr>
+              <w:pBdr>
+                <w:bottom w:val="single" w:sz="8" w:space="2" w:color="8C8C8C"/>
+              </w:pBdr>
+            </w:pPr>
           </w:p>
         </w:tc>
       </w:tr>
@@ -555,11 +971,57 @@
             <w:tcW w:type="dxa" w:w="6624"/>
           </w:tcPr>
           <w:p>
+            <w:pPr>
+              <w:pBdr>
+                <w:bottom w:val="single" w:sz="8" w:space="2" w:color="8C8C8C"/>
+              </w:pBdr>
+            </w:pPr>
             <w:r>
-              <w:rPr>
-                <w:sz w:val="20"/>
-              </w:rPr>
+              <w:drawing>
+                <wp:inline xmlns:a="http://schemas.openxmlformats.org/drawingml/2006/main" xmlns:pic="http://schemas.openxmlformats.org/drawingml/2006/picture">
+                  <wp:extent cx="4023359" cy="9525"/>
+                  <wp:docPr id="10" name="Picture 10"/>
+                  <wp:cNvGraphicFramePr>
+                    <a:graphicFrameLocks noChangeAspect="1"/>
+                  </wp:cNvGraphicFramePr>
+                  <a:graphic>
+                    <a:graphicData uri="http://schemas.openxmlformats.org/drawingml/2006/picture">
+                      <pic:pic>
+                        <pic:nvPicPr>
+                          <pic:cNvPr id="0" name="_dbq_spacer.png"/>
+                          <pic:cNvPicPr/>
+                        </pic:nvPicPr>
+                        <pic:blipFill>
+                          <a:blip r:embed="rId9"/>
+                          <a:stretch>
+                            <a:fillRect/>
+                          </a:stretch>
+                        </pic:blipFill>
+                        <pic:spPr>
+                          <a:xfrm>
+                            <a:off x="0" y="0"/>
+                            <a:ext cx="4023359" cy="9525"/>
+                          </a:xfrm>
+                          <a:prstGeom prst="rect"/>
+                        </pic:spPr>
+                      </pic:pic>
+                    </a:graphicData>
+                  </a:graphic>
+                </wp:inline>
+              </w:drawing>
             </w:r>
+          </w:p>
+          <w:p>
+            <w:pPr>
+              <w:spacing w:before="0" w:after="60"/>
+            </w:pPr>
+          </w:p>
+          <w:p>
+            <w:pPr>
+              <w:pBdr>
+                <w:bottom w:val="single" w:sz="8" w:space="2" w:color="8C8C8C"/>
+              </w:pBdr>
+            </w:pPr>
           </w:p>
         </w:tc>
       </w:tr>
@@ -663,6 +1125,7 @@
         <w:tblW w:type="auto" w:w="0"/>
         <w:jc w:val="center"/>
         <w:tblLook w:firstColumn="1" w:firstRow="1" w:lastColumn="0" w:lastRow="0" w:noHBand="0" w:noVBand="1" w:val="04A0"/>
+        <w:tblLayout w:type="fixed"/>
       </w:tblPr>
       <w:tblGrid>
         <w:gridCol w:w="4896"/>
@@ -688,11 +1151,57 @@
             <w:tcW w:type="dxa" w:w="6624"/>
           </w:tcPr>
           <w:p>
+            <w:pPr>
+              <w:pBdr>
+                <w:bottom w:val="single" w:sz="8" w:space="2" w:color="8C8C8C"/>
+              </w:pBdr>
+            </w:pPr>
             <w:r>
-              <w:rPr>
-                <w:sz w:val="20"/>
-              </w:rPr>
+              <w:drawing>
+                <wp:inline xmlns:a="http://schemas.openxmlformats.org/drawingml/2006/main" xmlns:pic="http://schemas.openxmlformats.org/drawingml/2006/picture">
+                  <wp:extent cx="4023359" cy="9525"/>
+                  <wp:docPr id="11" name="Picture 11"/>
+                  <wp:cNvGraphicFramePr>
+                    <a:graphicFrameLocks noChangeAspect="1"/>
+                  </wp:cNvGraphicFramePr>
+                  <a:graphic>
+                    <a:graphicData uri="http://schemas.openxmlformats.org/drawingml/2006/picture">
+                      <pic:pic>
+                        <pic:nvPicPr>
+                          <pic:cNvPr id="0" name="_dbq_spacer.png"/>
+                          <pic:cNvPicPr/>
+                        </pic:nvPicPr>
+                        <pic:blipFill>
+                          <a:blip r:embed="rId9"/>
+                          <a:stretch>
+                            <a:fillRect/>
+                          </a:stretch>
+                        </pic:blipFill>
+                        <pic:spPr>
+                          <a:xfrm>
+                            <a:off x="0" y="0"/>
+                            <a:ext cx="4023359" cy="9525"/>
+                          </a:xfrm>
+                          <a:prstGeom prst="rect"/>
+                        </pic:spPr>
+                      </pic:pic>
+                    </a:graphicData>
+                  </a:graphic>
+                </wp:inline>
+              </w:drawing>
             </w:r>
+          </w:p>
+          <w:p>
+            <w:pPr>
+              <w:spacing w:before="0" w:after="60"/>
+            </w:pPr>
+          </w:p>
+          <w:p>
+            <w:pPr>
+              <w:pBdr>
+                <w:bottom w:val="single" w:sz="8" w:space="2" w:color="8C8C8C"/>
+              </w:pBdr>
+            </w:pPr>
           </w:p>
         </w:tc>
       </w:tr>
@@ -716,11 +1225,57 @@
             <w:tcW w:type="dxa" w:w="6624"/>
           </w:tcPr>
           <w:p>
+            <w:pPr>
+              <w:pBdr>
+                <w:bottom w:val="single" w:sz="8" w:space="2" w:color="8C8C8C"/>
+              </w:pBdr>
+            </w:pPr>
             <w:r>
-              <w:rPr>
-                <w:sz w:val="20"/>
-              </w:rPr>
+              <w:drawing>
+                <wp:inline xmlns:a="http://schemas.openxmlformats.org/drawingml/2006/main" xmlns:pic="http://schemas.openxmlformats.org/drawingml/2006/picture">
+                  <wp:extent cx="4023359" cy="9525"/>
+                  <wp:docPr id="12" name="Picture 12"/>
+                  <wp:cNvGraphicFramePr>
+                    <a:graphicFrameLocks noChangeAspect="1"/>
+                  </wp:cNvGraphicFramePr>
+                  <a:graphic>
+                    <a:graphicData uri="http://schemas.openxmlformats.org/drawingml/2006/picture">
+                      <pic:pic>
+                        <pic:nvPicPr>
+                          <pic:cNvPr id="0" name="_dbq_spacer.png"/>
+                          <pic:cNvPicPr/>
+                        </pic:nvPicPr>
+                        <pic:blipFill>
+                          <a:blip r:embed="rId9"/>
+                          <a:stretch>
+                            <a:fillRect/>
+                          </a:stretch>
+                        </pic:blipFill>
+                        <pic:spPr>
+                          <a:xfrm>
+                            <a:off x="0" y="0"/>
+                            <a:ext cx="4023359" cy="9525"/>
+                          </a:xfrm>
+                          <a:prstGeom prst="rect"/>
+                        </pic:spPr>
+                      </pic:pic>
+                    </a:graphicData>
+                  </a:graphic>
+                </wp:inline>
+              </w:drawing>
             </w:r>
+          </w:p>
+          <w:p>
+            <w:pPr>
+              <w:spacing w:before="0" w:after="60"/>
+            </w:pPr>
+          </w:p>
+          <w:p>
+            <w:pPr>
+              <w:pBdr>
+                <w:bottom w:val="single" w:sz="8" w:space="2" w:color="8C8C8C"/>
+              </w:pBdr>
+            </w:pPr>
           </w:p>
         </w:tc>
       </w:tr>
@@ -744,11 +1299,57 @@
             <w:tcW w:type="dxa" w:w="6624"/>
           </w:tcPr>
           <w:p>
+            <w:pPr>
+              <w:pBdr>
+                <w:bottom w:val="single" w:sz="8" w:space="2" w:color="8C8C8C"/>
+              </w:pBdr>
+            </w:pPr>
             <w:r>
-              <w:rPr>
-                <w:sz w:val="20"/>
-              </w:rPr>
+              <w:drawing>
+                <wp:inline xmlns:a="http://schemas.openxmlformats.org/drawingml/2006/main" xmlns:pic="http://schemas.openxmlformats.org/drawingml/2006/picture">
+                  <wp:extent cx="4023359" cy="9525"/>
+                  <wp:docPr id="13" name="Picture 13"/>
+                  <wp:cNvGraphicFramePr>
+                    <a:graphicFrameLocks noChangeAspect="1"/>
+                  </wp:cNvGraphicFramePr>
+                  <a:graphic>
+                    <a:graphicData uri="http://schemas.openxmlformats.org/drawingml/2006/picture">
+                      <pic:pic>
+                        <pic:nvPicPr>
+                          <pic:cNvPr id="0" name="_dbq_spacer.png"/>
+                          <pic:cNvPicPr/>
+                        </pic:nvPicPr>
+                        <pic:blipFill>
+                          <a:blip r:embed="rId9"/>
+                          <a:stretch>
+                            <a:fillRect/>
+                          </a:stretch>
+                        </pic:blipFill>
+                        <pic:spPr>
+                          <a:xfrm>
+                            <a:off x="0" y="0"/>
+                            <a:ext cx="4023359" cy="9525"/>
+                          </a:xfrm>
+                          <a:prstGeom prst="rect"/>
+                        </pic:spPr>
+                      </pic:pic>
+                    </a:graphicData>
+                  </a:graphic>
+                </wp:inline>
+              </w:drawing>
             </w:r>
+          </w:p>
+          <w:p>
+            <w:pPr>
+              <w:spacing w:before="0" w:after="60"/>
+            </w:pPr>
+          </w:p>
+          <w:p>
+            <w:pPr>
+              <w:pBdr>
+                <w:bottom w:val="single" w:sz="8" w:space="2" w:color="8C8C8C"/>
+              </w:pBdr>
+            </w:pPr>
           </w:p>
         </w:tc>
       </w:tr>
@@ -772,11 +1373,57 @@
             <w:tcW w:type="dxa" w:w="6624"/>
           </w:tcPr>
           <w:p>
+            <w:pPr>
+              <w:pBdr>
+                <w:bottom w:val="single" w:sz="8" w:space="2" w:color="8C8C8C"/>
+              </w:pBdr>
+            </w:pPr>
             <w:r>
-              <w:rPr>
-                <w:sz w:val="20"/>
-              </w:rPr>
+              <w:drawing>
+                <wp:inline xmlns:a="http://schemas.openxmlformats.org/drawingml/2006/main" xmlns:pic="http://schemas.openxmlformats.org/drawingml/2006/picture">
+                  <wp:extent cx="4023359" cy="9525"/>
+                  <wp:docPr id="14" name="Picture 14"/>
+                  <wp:cNvGraphicFramePr>
+                    <a:graphicFrameLocks noChangeAspect="1"/>
+                  </wp:cNvGraphicFramePr>
+                  <a:graphic>
+                    <a:graphicData uri="http://schemas.openxmlformats.org/drawingml/2006/picture">
+                      <pic:pic>
+                        <pic:nvPicPr>
+                          <pic:cNvPr id="0" name="_dbq_spacer.png"/>
+                          <pic:cNvPicPr/>
+                        </pic:nvPicPr>
+                        <pic:blipFill>
+                          <a:blip r:embed="rId9"/>
+                          <a:stretch>
+                            <a:fillRect/>
+                          </a:stretch>
+                        </pic:blipFill>
+                        <pic:spPr>
+                          <a:xfrm>
+                            <a:off x="0" y="0"/>
+                            <a:ext cx="4023359" cy="9525"/>
+                          </a:xfrm>
+                          <a:prstGeom prst="rect"/>
+                        </pic:spPr>
+                      </pic:pic>
+                    </a:graphicData>
+                  </a:graphic>
+                </wp:inline>
+              </w:drawing>
             </w:r>
+          </w:p>
+          <w:p>
+            <w:pPr>
+              <w:spacing w:before="0" w:after="60"/>
+            </w:pPr>
+          </w:p>
+          <w:p>
+            <w:pPr>
+              <w:pBdr>
+                <w:bottom w:val="single" w:sz="8" w:space="2" w:color="8C8C8C"/>
+              </w:pBdr>
+            </w:pPr>
           </w:p>
         </w:tc>
       </w:tr>
@@ -800,11 +1447,57 @@
             <w:tcW w:type="dxa" w:w="6624"/>
           </w:tcPr>
           <w:p>
+            <w:pPr>
+              <w:pBdr>
+                <w:bottom w:val="single" w:sz="8" w:space="2" w:color="8C8C8C"/>
+              </w:pBdr>
+            </w:pPr>
             <w:r>
-              <w:rPr>
-                <w:sz w:val="20"/>
-              </w:rPr>
+              <w:drawing>
+                <wp:inline xmlns:a="http://schemas.openxmlformats.org/drawingml/2006/main" xmlns:pic="http://schemas.openxmlformats.org/drawingml/2006/picture">
+                  <wp:extent cx="4023359" cy="9525"/>
+                  <wp:docPr id="15" name="Picture 15"/>
+                  <wp:cNvGraphicFramePr>
+                    <a:graphicFrameLocks noChangeAspect="1"/>
+                  </wp:cNvGraphicFramePr>
+                  <a:graphic>
+                    <a:graphicData uri="http://schemas.openxmlformats.org/drawingml/2006/picture">
+                      <pic:pic>
+                        <pic:nvPicPr>
+                          <pic:cNvPr id="0" name="_dbq_spacer.png"/>
+                          <pic:cNvPicPr/>
+                        </pic:nvPicPr>
+                        <pic:blipFill>
+                          <a:blip r:embed="rId9"/>
+                          <a:stretch>
+                            <a:fillRect/>
+                          </a:stretch>
+                        </pic:blipFill>
+                        <pic:spPr>
+                          <a:xfrm>
+                            <a:off x="0" y="0"/>
+                            <a:ext cx="4023359" cy="9525"/>
+                          </a:xfrm>
+                          <a:prstGeom prst="rect"/>
+                        </pic:spPr>
+                      </pic:pic>
+                    </a:graphicData>
+                  </a:graphic>
+                </wp:inline>
+              </w:drawing>
             </w:r>
+          </w:p>
+          <w:p>
+            <w:pPr>
+              <w:spacing w:before="0" w:after="60"/>
+            </w:pPr>
+          </w:p>
+          <w:p>
+            <w:pPr>
+              <w:pBdr>
+                <w:bottom w:val="single" w:sz="8" w:space="2" w:color="8C8C8C"/>
+              </w:pBdr>
+            </w:pPr>
           </w:p>
         </w:tc>
       </w:tr>
@@ -834,6 +1527,7 @@
         <w:tblW w:type="auto" w:w="0"/>
         <w:jc w:val="center"/>
         <w:tblLook w:firstColumn="1" w:firstRow="1" w:lastColumn="0" w:lastRow="0" w:noHBand="0" w:noVBand="1" w:val="04A0"/>
+        <w:tblLayout w:type="fixed"/>
       </w:tblPr>
       <w:tblGrid>
         <w:gridCol w:w="4896"/>
@@ -859,11 +1553,57 @@
             <w:tcW w:type="dxa" w:w="6624"/>
           </w:tcPr>
           <w:p>
+            <w:pPr>
+              <w:pBdr>
+                <w:bottom w:val="single" w:sz="8" w:space="2" w:color="8C8C8C"/>
+              </w:pBdr>
+            </w:pPr>
             <w:r>
-              <w:rPr>
-                <w:sz w:val="20"/>
-              </w:rPr>
+              <w:drawing>
+                <wp:inline xmlns:a="http://schemas.openxmlformats.org/drawingml/2006/main" xmlns:pic="http://schemas.openxmlformats.org/drawingml/2006/picture">
+                  <wp:extent cx="4023359" cy="9525"/>
+                  <wp:docPr id="16" name="Picture 16"/>
+                  <wp:cNvGraphicFramePr>
+                    <a:graphicFrameLocks noChangeAspect="1"/>
+                  </wp:cNvGraphicFramePr>
+                  <a:graphic>
+                    <a:graphicData uri="http://schemas.openxmlformats.org/drawingml/2006/picture">
+                      <pic:pic>
+                        <pic:nvPicPr>
+                          <pic:cNvPr id="0" name="_dbq_spacer.png"/>
+                          <pic:cNvPicPr/>
+                        </pic:nvPicPr>
+                        <pic:blipFill>
+                          <a:blip r:embed="rId9"/>
+                          <a:stretch>
+                            <a:fillRect/>
+                          </a:stretch>
+                        </pic:blipFill>
+                        <pic:spPr>
+                          <a:xfrm>
+                            <a:off x="0" y="0"/>
+                            <a:ext cx="4023359" cy="9525"/>
+                          </a:xfrm>
+                          <a:prstGeom prst="rect"/>
+                        </pic:spPr>
+                      </pic:pic>
+                    </a:graphicData>
+                  </a:graphic>
+                </wp:inline>
+              </w:drawing>
             </w:r>
+          </w:p>
+          <w:p>
+            <w:pPr>
+              <w:spacing w:before="0" w:after="60"/>
+            </w:pPr>
+          </w:p>
+          <w:p>
+            <w:pPr>
+              <w:pBdr>
+                <w:bottom w:val="single" w:sz="8" w:space="2" w:color="8C8C8C"/>
+              </w:pBdr>
+            </w:pPr>
           </w:p>
         </w:tc>
       </w:tr>
@@ -887,11 +1627,57 @@
             <w:tcW w:type="dxa" w:w="6624"/>
           </w:tcPr>
           <w:p>
+            <w:pPr>
+              <w:pBdr>
+                <w:bottom w:val="single" w:sz="8" w:space="2" w:color="8C8C8C"/>
+              </w:pBdr>
+            </w:pPr>
             <w:r>
-              <w:rPr>
-                <w:sz w:val="20"/>
-              </w:rPr>
+              <w:drawing>
+                <wp:inline xmlns:a="http://schemas.openxmlformats.org/drawingml/2006/main" xmlns:pic="http://schemas.openxmlformats.org/drawingml/2006/picture">
+                  <wp:extent cx="4023359" cy="9525"/>
+                  <wp:docPr id="17" name="Picture 17"/>
+                  <wp:cNvGraphicFramePr>
+                    <a:graphicFrameLocks noChangeAspect="1"/>
+                  </wp:cNvGraphicFramePr>
+                  <a:graphic>
+                    <a:graphicData uri="http://schemas.openxmlformats.org/drawingml/2006/picture">
+                      <pic:pic>
+                        <pic:nvPicPr>
+                          <pic:cNvPr id="0" name="_dbq_spacer.png"/>
+                          <pic:cNvPicPr/>
+                        </pic:nvPicPr>
+                        <pic:blipFill>
+                          <a:blip r:embed="rId9"/>
+                          <a:stretch>
+                            <a:fillRect/>
+                          </a:stretch>
+                        </pic:blipFill>
+                        <pic:spPr>
+                          <a:xfrm>
+                            <a:off x="0" y="0"/>
+                            <a:ext cx="4023359" cy="9525"/>
+                          </a:xfrm>
+                          <a:prstGeom prst="rect"/>
+                        </pic:spPr>
+                      </pic:pic>
+                    </a:graphicData>
+                  </a:graphic>
+                </wp:inline>
+              </w:drawing>
             </w:r>
+          </w:p>
+          <w:p>
+            <w:pPr>
+              <w:spacing w:before="0" w:after="60"/>
+            </w:pPr>
+          </w:p>
+          <w:p>
+            <w:pPr>
+              <w:pBdr>
+                <w:bottom w:val="single" w:sz="8" w:space="2" w:color="8C8C8C"/>
+              </w:pBdr>
+            </w:pPr>
           </w:p>
         </w:tc>
       </w:tr>
@@ -915,11 +1701,57 @@
             <w:tcW w:type="dxa" w:w="6624"/>
           </w:tcPr>
           <w:p>
+            <w:pPr>
+              <w:pBdr>
+                <w:bottom w:val="single" w:sz="8" w:space="2" w:color="8C8C8C"/>
+              </w:pBdr>
+            </w:pPr>
             <w:r>
-              <w:rPr>
-                <w:sz w:val="20"/>
-              </w:rPr>
+              <w:drawing>
+                <wp:inline xmlns:a="http://schemas.openxmlformats.org/drawingml/2006/main" xmlns:pic="http://schemas.openxmlformats.org/drawingml/2006/picture">
+                  <wp:extent cx="4023359" cy="9525"/>
+                  <wp:docPr id="18" name="Picture 18"/>
+                  <wp:cNvGraphicFramePr>
+                    <a:graphicFrameLocks noChangeAspect="1"/>
+                  </wp:cNvGraphicFramePr>
+                  <a:graphic>
+                    <a:graphicData uri="http://schemas.openxmlformats.org/drawingml/2006/picture">
+                      <pic:pic>
+                        <pic:nvPicPr>
+                          <pic:cNvPr id="0" name="_dbq_spacer.png"/>
+                          <pic:cNvPicPr/>
+                        </pic:nvPicPr>
+                        <pic:blipFill>
+                          <a:blip r:embed="rId9"/>
+                          <a:stretch>
+                            <a:fillRect/>
+                          </a:stretch>
+                        </pic:blipFill>
+                        <pic:spPr>
+                          <a:xfrm>
+                            <a:off x="0" y="0"/>
+                            <a:ext cx="4023359" cy="9525"/>
+                          </a:xfrm>
+                          <a:prstGeom prst="rect"/>
+                        </pic:spPr>
+                      </pic:pic>
+                    </a:graphicData>
+                  </a:graphic>
+                </wp:inline>
+              </w:drawing>
             </w:r>
+          </w:p>
+          <w:p>
+            <w:pPr>
+              <w:spacing w:before="0" w:after="60"/>
+            </w:pPr>
+          </w:p>
+          <w:p>
+            <w:pPr>
+              <w:pBdr>
+                <w:bottom w:val="single" w:sz="8" w:space="2" w:color="8C8C8C"/>
+              </w:pBdr>
+            </w:pPr>
           </w:p>
         </w:tc>
       </w:tr>
@@ -943,11 +1775,57 @@
             <w:tcW w:type="dxa" w:w="6624"/>
           </w:tcPr>
           <w:p>
+            <w:pPr>
+              <w:pBdr>
+                <w:bottom w:val="single" w:sz="8" w:space="2" w:color="8C8C8C"/>
+              </w:pBdr>
+            </w:pPr>
             <w:r>
-              <w:rPr>
-                <w:sz w:val="20"/>
-              </w:rPr>
+              <w:drawing>
+                <wp:inline xmlns:a="http://schemas.openxmlformats.org/drawingml/2006/main" xmlns:pic="http://schemas.openxmlformats.org/drawingml/2006/picture">
+                  <wp:extent cx="4023359" cy="9525"/>
+                  <wp:docPr id="19" name="Picture 19"/>
+                  <wp:cNvGraphicFramePr>
+                    <a:graphicFrameLocks noChangeAspect="1"/>
+                  </wp:cNvGraphicFramePr>
+                  <a:graphic>
+                    <a:graphicData uri="http://schemas.openxmlformats.org/drawingml/2006/picture">
+                      <pic:pic>
+                        <pic:nvPicPr>
+                          <pic:cNvPr id="0" name="_dbq_spacer.png"/>
+                          <pic:cNvPicPr/>
+                        </pic:nvPicPr>
+                        <pic:blipFill>
+                          <a:blip r:embed="rId9"/>
+                          <a:stretch>
+                            <a:fillRect/>
+                          </a:stretch>
+                        </pic:blipFill>
+                        <pic:spPr>
+                          <a:xfrm>
+                            <a:off x="0" y="0"/>
+                            <a:ext cx="4023359" cy="9525"/>
+                          </a:xfrm>
+                          <a:prstGeom prst="rect"/>
+                        </pic:spPr>
+                      </pic:pic>
+                    </a:graphicData>
+                  </a:graphic>
+                </wp:inline>
+              </w:drawing>
             </w:r>
+          </w:p>
+          <w:p>
+            <w:pPr>
+              <w:spacing w:before="0" w:after="60"/>
+            </w:pPr>
+          </w:p>
+          <w:p>
+            <w:pPr>
+              <w:pBdr>
+                <w:bottom w:val="single" w:sz="8" w:space="2" w:color="8C8C8C"/>
+              </w:pBdr>
+            </w:pPr>
           </w:p>
         </w:tc>
       </w:tr>
@@ -971,11 +1849,57 @@
             <w:tcW w:type="dxa" w:w="6624"/>
           </w:tcPr>
           <w:p>
+            <w:pPr>
+              <w:pBdr>
+                <w:bottom w:val="single" w:sz="8" w:space="2" w:color="8C8C8C"/>
+              </w:pBdr>
+            </w:pPr>
             <w:r>
-              <w:rPr>
-                <w:sz w:val="20"/>
-              </w:rPr>
+              <w:drawing>
+                <wp:inline xmlns:a="http://schemas.openxmlformats.org/drawingml/2006/main" xmlns:pic="http://schemas.openxmlformats.org/drawingml/2006/picture">
+                  <wp:extent cx="4023359" cy="9525"/>
+                  <wp:docPr id="20" name="Picture 20"/>
+                  <wp:cNvGraphicFramePr>
+                    <a:graphicFrameLocks noChangeAspect="1"/>
+                  </wp:cNvGraphicFramePr>
+                  <a:graphic>
+                    <a:graphicData uri="http://schemas.openxmlformats.org/drawingml/2006/picture">
+                      <pic:pic>
+                        <pic:nvPicPr>
+                          <pic:cNvPr id="0" name="_dbq_spacer.png"/>
+                          <pic:cNvPicPr/>
+                        </pic:nvPicPr>
+                        <pic:blipFill>
+                          <a:blip r:embed="rId9"/>
+                          <a:stretch>
+                            <a:fillRect/>
+                          </a:stretch>
+                        </pic:blipFill>
+                        <pic:spPr>
+                          <a:xfrm>
+                            <a:off x="0" y="0"/>
+                            <a:ext cx="4023359" cy="9525"/>
+                          </a:xfrm>
+                          <a:prstGeom prst="rect"/>
+                        </pic:spPr>
+                      </pic:pic>
+                    </a:graphicData>
+                  </a:graphic>
+                </wp:inline>
+              </w:drawing>
             </w:r>
+          </w:p>
+          <w:p>
+            <w:pPr>
+              <w:spacing w:before="0" w:after="60"/>
+            </w:pPr>
+          </w:p>
+          <w:p>
+            <w:pPr>
+              <w:pBdr>
+                <w:bottom w:val="single" w:sz="8" w:space="2" w:color="8C8C8C"/>
+              </w:pBdr>
+            </w:pPr>
           </w:p>
         </w:tc>
       </w:tr>
@@ -1079,6 +2003,7 @@
         <w:tblW w:type="auto" w:w="0"/>
         <w:jc w:val="center"/>
         <w:tblLook w:firstColumn="1" w:firstRow="1" w:lastColumn="0" w:lastRow="0" w:noHBand="0" w:noVBand="1" w:val="04A0"/>
+        <w:tblLayout w:type="fixed"/>
       </w:tblPr>
       <w:tblGrid>
         <w:gridCol w:w="4896"/>
@@ -1104,11 +2029,57 @@
             <w:tcW w:type="dxa" w:w="6624"/>
           </w:tcPr>
           <w:p>
+            <w:pPr>
+              <w:pBdr>
+                <w:bottom w:val="single" w:sz="8" w:space="2" w:color="8C8C8C"/>
+              </w:pBdr>
+            </w:pPr>
             <w:r>
-              <w:rPr>
-                <w:sz w:val="20"/>
-              </w:rPr>
+              <w:drawing>
+                <wp:inline xmlns:a="http://schemas.openxmlformats.org/drawingml/2006/main" xmlns:pic="http://schemas.openxmlformats.org/drawingml/2006/picture">
+                  <wp:extent cx="4023359" cy="9525"/>
+                  <wp:docPr id="21" name="Picture 21"/>
+                  <wp:cNvGraphicFramePr>
+                    <a:graphicFrameLocks noChangeAspect="1"/>
+                  </wp:cNvGraphicFramePr>
+                  <a:graphic>
+                    <a:graphicData uri="http://schemas.openxmlformats.org/drawingml/2006/picture">
+                      <pic:pic>
+                        <pic:nvPicPr>
+                          <pic:cNvPr id="0" name="_dbq_spacer.png"/>
+                          <pic:cNvPicPr/>
+                        </pic:nvPicPr>
+                        <pic:blipFill>
+                          <a:blip r:embed="rId9"/>
+                          <a:stretch>
+                            <a:fillRect/>
+                          </a:stretch>
+                        </pic:blipFill>
+                        <pic:spPr>
+                          <a:xfrm>
+                            <a:off x="0" y="0"/>
+                            <a:ext cx="4023359" cy="9525"/>
+                          </a:xfrm>
+                          <a:prstGeom prst="rect"/>
+                        </pic:spPr>
+                      </pic:pic>
+                    </a:graphicData>
+                  </a:graphic>
+                </wp:inline>
+              </w:drawing>
             </w:r>
+          </w:p>
+          <w:p>
+            <w:pPr>
+              <w:spacing w:before="0" w:after="60"/>
+            </w:pPr>
+          </w:p>
+          <w:p>
+            <w:pPr>
+              <w:pBdr>
+                <w:bottom w:val="single" w:sz="8" w:space="2" w:color="8C8C8C"/>
+              </w:pBdr>
+            </w:pPr>
           </w:p>
         </w:tc>
       </w:tr>
@@ -1132,11 +2103,57 @@
             <w:tcW w:type="dxa" w:w="6624"/>
           </w:tcPr>
           <w:p>
+            <w:pPr>
+              <w:pBdr>
+                <w:bottom w:val="single" w:sz="8" w:space="2" w:color="8C8C8C"/>
+              </w:pBdr>
+            </w:pPr>
             <w:r>
-              <w:rPr>
-                <w:sz w:val="20"/>
-              </w:rPr>
+              <w:drawing>
+                <wp:inline xmlns:a="http://schemas.openxmlformats.org/drawingml/2006/main" xmlns:pic="http://schemas.openxmlformats.org/drawingml/2006/picture">
+                  <wp:extent cx="4023359" cy="9525"/>
+                  <wp:docPr id="22" name="Picture 22"/>
+                  <wp:cNvGraphicFramePr>
+                    <a:graphicFrameLocks noChangeAspect="1"/>
+                  </wp:cNvGraphicFramePr>
+                  <a:graphic>
+                    <a:graphicData uri="http://schemas.openxmlformats.org/drawingml/2006/picture">
+                      <pic:pic>
+                        <pic:nvPicPr>
+                          <pic:cNvPr id="0" name="_dbq_spacer.png"/>
+                          <pic:cNvPicPr/>
+                        </pic:nvPicPr>
+                        <pic:blipFill>
+                          <a:blip r:embed="rId9"/>
+                          <a:stretch>
+                            <a:fillRect/>
+                          </a:stretch>
+                        </pic:blipFill>
+                        <pic:spPr>
+                          <a:xfrm>
+                            <a:off x="0" y="0"/>
+                            <a:ext cx="4023359" cy="9525"/>
+                          </a:xfrm>
+                          <a:prstGeom prst="rect"/>
+                        </pic:spPr>
+                      </pic:pic>
+                    </a:graphicData>
+                  </a:graphic>
+                </wp:inline>
+              </w:drawing>
             </w:r>
+          </w:p>
+          <w:p>
+            <w:pPr>
+              <w:spacing w:before="0" w:after="60"/>
+            </w:pPr>
+          </w:p>
+          <w:p>
+            <w:pPr>
+              <w:pBdr>
+                <w:bottom w:val="single" w:sz="8" w:space="2" w:color="8C8C8C"/>
+              </w:pBdr>
+            </w:pPr>
           </w:p>
         </w:tc>
       </w:tr>
@@ -1160,11 +2177,57 @@
             <w:tcW w:type="dxa" w:w="6624"/>
           </w:tcPr>
           <w:p>
+            <w:pPr>
+              <w:pBdr>
+                <w:bottom w:val="single" w:sz="8" w:space="2" w:color="8C8C8C"/>
+              </w:pBdr>
+            </w:pPr>
             <w:r>
-              <w:rPr>
-                <w:sz w:val="20"/>
-              </w:rPr>
+              <w:drawing>
+                <wp:inline xmlns:a="http://schemas.openxmlformats.org/drawingml/2006/main" xmlns:pic="http://schemas.openxmlformats.org/drawingml/2006/picture">
+                  <wp:extent cx="4023359" cy="9525"/>
+                  <wp:docPr id="23" name="Picture 23"/>
+                  <wp:cNvGraphicFramePr>
+                    <a:graphicFrameLocks noChangeAspect="1"/>
+                  </wp:cNvGraphicFramePr>
+                  <a:graphic>
+                    <a:graphicData uri="http://schemas.openxmlformats.org/drawingml/2006/picture">
+                      <pic:pic>
+                        <pic:nvPicPr>
+                          <pic:cNvPr id="0" name="_dbq_spacer.png"/>
+                          <pic:cNvPicPr/>
+                        </pic:nvPicPr>
+                        <pic:blipFill>
+                          <a:blip r:embed="rId9"/>
+                          <a:stretch>
+                            <a:fillRect/>
+                          </a:stretch>
+                        </pic:blipFill>
+                        <pic:spPr>
+                          <a:xfrm>
+                            <a:off x="0" y="0"/>
+                            <a:ext cx="4023359" cy="9525"/>
+                          </a:xfrm>
+                          <a:prstGeom prst="rect"/>
+                        </pic:spPr>
+                      </pic:pic>
+                    </a:graphicData>
+                  </a:graphic>
+                </wp:inline>
+              </w:drawing>
             </w:r>
+          </w:p>
+          <w:p>
+            <w:pPr>
+              <w:spacing w:before="0" w:after="60"/>
+            </w:pPr>
+          </w:p>
+          <w:p>
+            <w:pPr>
+              <w:pBdr>
+                <w:bottom w:val="single" w:sz="8" w:space="2" w:color="8C8C8C"/>
+              </w:pBdr>
+            </w:pPr>
           </w:p>
         </w:tc>
       </w:tr>
@@ -1188,11 +2251,57 @@
             <w:tcW w:type="dxa" w:w="6624"/>
           </w:tcPr>
           <w:p>
+            <w:pPr>
+              <w:pBdr>
+                <w:bottom w:val="single" w:sz="8" w:space="2" w:color="8C8C8C"/>
+              </w:pBdr>
+            </w:pPr>
             <w:r>
-              <w:rPr>
-                <w:sz w:val="20"/>
-              </w:rPr>
+              <w:drawing>
+                <wp:inline xmlns:a="http://schemas.openxmlformats.org/drawingml/2006/main" xmlns:pic="http://schemas.openxmlformats.org/drawingml/2006/picture">
+                  <wp:extent cx="4023359" cy="9525"/>
+                  <wp:docPr id="24" name="Picture 24"/>
+                  <wp:cNvGraphicFramePr>
+                    <a:graphicFrameLocks noChangeAspect="1"/>
+                  </wp:cNvGraphicFramePr>
+                  <a:graphic>
+                    <a:graphicData uri="http://schemas.openxmlformats.org/drawingml/2006/picture">
+                      <pic:pic>
+                        <pic:nvPicPr>
+                          <pic:cNvPr id="0" name="_dbq_spacer.png"/>
+                          <pic:cNvPicPr/>
+                        </pic:nvPicPr>
+                        <pic:blipFill>
+                          <a:blip r:embed="rId9"/>
+                          <a:stretch>
+                            <a:fillRect/>
+                          </a:stretch>
+                        </pic:blipFill>
+                        <pic:spPr>
+                          <a:xfrm>
+                            <a:off x="0" y="0"/>
+                            <a:ext cx="4023359" cy="9525"/>
+                          </a:xfrm>
+                          <a:prstGeom prst="rect"/>
+                        </pic:spPr>
+                      </pic:pic>
+                    </a:graphicData>
+                  </a:graphic>
+                </wp:inline>
+              </w:drawing>
             </w:r>
+          </w:p>
+          <w:p>
+            <w:pPr>
+              <w:spacing w:before="0" w:after="60"/>
+            </w:pPr>
+          </w:p>
+          <w:p>
+            <w:pPr>
+              <w:pBdr>
+                <w:bottom w:val="single" w:sz="8" w:space="2" w:color="8C8C8C"/>
+              </w:pBdr>
+            </w:pPr>
           </w:p>
         </w:tc>
       </w:tr>
@@ -1216,11 +2325,57 @@
             <w:tcW w:type="dxa" w:w="6624"/>
           </w:tcPr>
           <w:p>
+            <w:pPr>
+              <w:pBdr>
+                <w:bottom w:val="single" w:sz="8" w:space="2" w:color="8C8C8C"/>
+              </w:pBdr>
+            </w:pPr>
             <w:r>
-              <w:rPr>
-                <w:sz w:val="20"/>
-              </w:rPr>
+              <w:drawing>
+                <wp:inline xmlns:a="http://schemas.openxmlformats.org/drawingml/2006/main" xmlns:pic="http://schemas.openxmlformats.org/drawingml/2006/picture">
+                  <wp:extent cx="4023359" cy="9525"/>
+                  <wp:docPr id="25" name="Picture 25"/>
+                  <wp:cNvGraphicFramePr>
+                    <a:graphicFrameLocks noChangeAspect="1"/>
+                  </wp:cNvGraphicFramePr>
+                  <a:graphic>
+                    <a:graphicData uri="http://schemas.openxmlformats.org/drawingml/2006/picture">
+                      <pic:pic>
+                        <pic:nvPicPr>
+                          <pic:cNvPr id="0" name="_dbq_spacer.png"/>
+                          <pic:cNvPicPr/>
+                        </pic:nvPicPr>
+                        <pic:blipFill>
+                          <a:blip r:embed="rId9"/>
+                          <a:stretch>
+                            <a:fillRect/>
+                          </a:stretch>
+                        </pic:blipFill>
+                        <pic:spPr>
+                          <a:xfrm>
+                            <a:off x="0" y="0"/>
+                            <a:ext cx="4023359" cy="9525"/>
+                          </a:xfrm>
+                          <a:prstGeom prst="rect"/>
+                        </pic:spPr>
+                      </pic:pic>
+                    </a:graphicData>
+                  </a:graphic>
+                </wp:inline>
+              </w:drawing>
             </w:r>
+          </w:p>
+          <w:p>
+            <w:pPr>
+              <w:spacing w:before="0" w:after="60"/>
+            </w:pPr>
+          </w:p>
+          <w:p>
+            <w:pPr>
+              <w:pBdr>
+                <w:bottom w:val="single" w:sz="8" w:space="2" w:color="8C8C8C"/>
+              </w:pBdr>
+            </w:pPr>
           </w:p>
         </w:tc>
       </w:tr>
@@ -1250,6 +2405,7 @@
         <w:tblW w:type="auto" w:w="0"/>
         <w:jc w:val="center"/>
         <w:tblLook w:firstColumn="1" w:firstRow="1" w:lastColumn="0" w:lastRow="0" w:noHBand="0" w:noVBand="1" w:val="04A0"/>
+        <w:tblLayout w:type="fixed"/>
       </w:tblPr>
       <w:tblGrid>
         <w:gridCol w:w="4896"/>
@@ -1275,11 +2431,57 @@
             <w:tcW w:type="dxa" w:w="6624"/>
           </w:tcPr>
           <w:p>
+            <w:pPr>
+              <w:pBdr>
+                <w:bottom w:val="single" w:sz="8" w:space="2" w:color="8C8C8C"/>
+              </w:pBdr>
+            </w:pPr>
             <w:r>
-              <w:rPr>
-                <w:sz w:val="20"/>
-              </w:rPr>
+              <w:drawing>
+                <wp:inline xmlns:a="http://schemas.openxmlformats.org/drawingml/2006/main" xmlns:pic="http://schemas.openxmlformats.org/drawingml/2006/picture">
+                  <wp:extent cx="4023359" cy="9525"/>
+                  <wp:docPr id="26" name="Picture 26"/>
+                  <wp:cNvGraphicFramePr>
+                    <a:graphicFrameLocks noChangeAspect="1"/>
+                  </wp:cNvGraphicFramePr>
+                  <a:graphic>
+                    <a:graphicData uri="http://schemas.openxmlformats.org/drawingml/2006/picture">
+                      <pic:pic>
+                        <pic:nvPicPr>
+                          <pic:cNvPr id="0" name="_dbq_spacer.png"/>
+                          <pic:cNvPicPr/>
+                        </pic:nvPicPr>
+                        <pic:blipFill>
+                          <a:blip r:embed="rId9"/>
+                          <a:stretch>
+                            <a:fillRect/>
+                          </a:stretch>
+                        </pic:blipFill>
+                        <pic:spPr>
+                          <a:xfrm>
+                            <a:off x="0" y="0"/>
+                            <a:ext cx="4023359" cy="9525"/>
+                          </a:xfrm>
+                          <a:prstGeom prst="rect"/>
+                        </pic:spPr>
+                      </pic:pic>
+                    </a:graphicData>
+                  </a:graphic>
+                </wp:inline>
+              </w:drawing>
             </w:r>
+          </w:p>
+          <w:p>
+            <w:pPr>
+              <w:spacing w:before="0" w:after="60"/>
+            </w:pPr>
+          </w:p>
+          <w:p>
+            <w:pPr>
+              <w:pBdr>
+                <w:bottom w:val="single" w:sz="8" w:space="2" w:color="8C8C8C"/>
+              </w:pBdr>
+            </w:pPr>
           </w:p>
         </w:tc>
       </w:tr>
@@ -1303,11 +2505,57 @@
             <w:tcW w:type="dxa" w:w="6624"/>
           </w:tcPr>
           <w:p>
+            <w:pPr>
+              <w:pBdr>
+                <w:bottom w:val="single" w:sz="8" w:space="2" w:color="8C8C8C"/>
+              </w:pBdr>
+            </w:pPr>
             <w:r>
-              <w:rPr>
-                <w:sz w:val="20"/>
-              </w:rPr>
+              <w:drawing>
+                <wp:inline xmlns:a="http://schemas.openxmlformats.org/drawingml/2006/main" xmlns:pic="http://schemas.openxmlformats.org/drawingml/2006/picture">
+                  <wp:extent cx="4023359" cy="9525"/>
+                  <wp:docPr id="27" name="Picture 27"/>
+                  <wp:cNvGraphicFramePr>
+                    <a:graphicFrameLocks noChangeAspect="1"/>
+                  </wp:cNvGraphicFramePr>
+                  <a:graphic>
+                    <a:graphicData uri="http://schemas.openxmlformats.org/drawingml/2006/picture">
+                      <pic:pic>
+                        <pic:nvPicPr>
+                          <pic:cNvPr id="0" name="_dbq_spacer.png"/>
+                          <pic:cNvPicPr/>
+                        </pic:nvPicPr>
+                        <pic:blipFill>
+                          <a:blip r:embed="rId9"/>
+                          <a:stretch>
+                            <a:fillRect/>
+                          </a:stretch>
+                        </pic:blipFill>
+                        <pic:spPr>
+                          <a:xfrm>
+                            <a:off x="0" y="0"/>
+                            <a:ext cx="4023359" cy="9525"/>
+                          </a:xfrm>
+                          <a:prstGeom prst="rect"/>
+                        </pic:spPr>
+                      </pic:pic>
+                    </a:graphicData>
+                  </a:graphic>
+                </wp:inline>
+              </w:drawing>
             </w:r>
+          </w:p>
+          <w:p>
+            <w:pPr>
+              <w:spacing w:before="0" w:after="60"/>
+            </w:pPr>
+          </w:p>
+          <w:p>
+            <w:pPr>
+              <w:pBdr>
+                <w:bottom w:val="single" w:sz="8" w:space="2" w:color="8C8C8C"/>
+              </w:pBdr>
+            </w:pPr>
           </w:p>
         </w:tc>
       </w:tr>
@@ -1331,11 +2579,57 @@
             <w:tcW w:type="dxa" w:w="6624"/>
           </w:tcPr>
           <w:p>
+            <w:pPr>
+              <w:pBdr>
+                <w:bottom w:val="single" w:sz="8" w:space="2" w:color="8C8C8C"/>
+              </w:pBdr>
+            </w:pPr>
             <w:r>
-              <w:rPr>
-                <w:sz w:val="20"/>
-              </w:rPr>
+              <w:drawing>
+                <wp:inline xmlns:a="http://schemas.openxmlformats.org/drawingml/2006/main" xmlns:pic="http://schemas.openxmlformats.org/drawingml/2006/picture">
+                  <wp:extent cx="4023359" cy="9525"/>
+                  <wp:docPr id="28" name="Picture 28"/>
+                  <wp:cNvGraphicFramePr>
+                    <a:graphicFrameLocks noChangeAspect="1"/>
+                  </wp:cNvGraphicFramePr>
+                  <a:graphic>
+                    <a:graphicData uri="http://schemas.openxmlformats.org/drawingml/2006/picture">
+                      <pic:pic>
+                        <pic:nvPicPr>
+                          <pic:cNvPr id="0" name="_dbq_spacer.png"/>
+                          <pic:cNvPicPr/>
+                        </pic:nvPicPr>
+                        <pic:blipFill>
+                          <a:blip r:embed="rId9"/>
+                          <a:stretch>
+                            <a:fillRect/>
+                          </a:stretch>
+                        </pic:blipFill>
+                        <pic:spPr>
+                          <a:xfrm>
+                            <a:off x="0" y="0"/>
+                            <a:ext cx="4023359" cy="9525"/>
+                          </a:xfrm>
+                          <a:prstGeom prst="rect"/>
+                        </pic:spPr>
+                      </pic:pic>
+                    </a:graphicData>
+                  </a:graphic>
+                </wp:inline>
+              </w:drawing>
             </w:r>
+          </w:p>
+          <w:p>
+            <w:pPr>
+              <w:spacing w:before="0" w:after="60"/>
+            </w:pPr>
+          </w:p>
+          <w:p>
+            <w:pPr>
+              <w:pBdr>
+                <w:bottom w:val="single" w:sz="8" w:space="2" w:color="8C8C8C"/>
+              </w:pBdr>
+            </w:pPr>
           </w:p>
         </w:tc>
       </w:tr>
@@ -1359,11 +2653,57 @@
             <w:tcW w:type="dxa" w:w="6624"/>
           </w:tcPr>
           <w:p>
+            <w:pPr>
+              <w:pBdr>
+                <w:bottom w:val="single" w:sz="8" w:space="2" w:color="8C8C8C"/>
+              </w:pBdr>
+            </w:pPr>
             <w:r>
-              <w:rPr>
-                <w:sz w:val="20"/>
-              </w:rPr>
+              <w:drawing>
+                <wp:inline xmlns:a="http://schemas.openxmlformats.org/drawingml/2006/main" xmlns:pic="http://schemas.openxmlformats.org/drawingml/2006/picture">
+                  <wp:extent cx="4023359" cy="9525"/>
+                  <wp:docPr id="29" name="Picture 29"/>
+                  <wp:cNvGraphicFramePr>
+                    <a:graphicFrameLocks noChangeAspect="1"/>
+                  </wp:cNvGraphicFramePr>
+                  <a:graphic>
+                    <a:graphicData uri="http://schemas.openxmlformats.org/drawingml/2006/picture">
+                      <pic:pic>
+                        <pic:nvPicPr>
+                          <pic:cNvPr id="0" name="_dbq_spacer.png"/>
+                          <pic:cNvPicPr/>
+                        </pic:nvPicPr>
+                        <pic:blipFill>
+                          <a:blip r:embed="rId9"/>
+                          <a:stretch>
+                            <a:fillRect/>
+                          </a:stretch>
+                        </pic:blipFill>
+                        <pic:spPr>
+                          <a:xfrm>
+                            <a:off x="0" y="0"/>
+                            <a:ext cx="4023359" cy="9525"/>
+                          </a:xfrm>
+                          <a:prstGeom prst="rect"/>
+                        </pic:spPr>
+                      </pic:pic>
+                    </a:graphicData>
+                  </a:graphic>
+                </wp:inline>
+              </w:drawing>
             </w:r>
+          </w:p>
+          <w:p>
+            <w:pPr>
+              <w:spacing w:before="0" w:after="60"/>
+            </w:pPr>
+          </w:p>
+          <w:p>
+            <w:pPr>
+              <w:pBdr>
+                <w:bottom w:val="single" w:sz="8" w:space="2" w:color="8C8C8C"/>
+              </w:pBdr>
+            </w:pPr>
           </w:p>
         </w:tc>
       </w:tr>
@@ -1387,11 +2727,57 @@
             <w:tcW w:type="dxa" w:w="6624"/>
           </w:tcPr>
           <w:p>
+            <w:pPr>
+              <w:pBdr>
+                <w:bottom w:val="single" w:sz="8" w:space="2" w:color="8C8C8C"/>
+              </w:pBdr>
+            </w:pPr>
             <w:r>
-              <w:rPr>
-                <w:sz w:val="20"/>
-              </w:rPr>
+              <w:drawing>
+                <wp:inline xmlns:a="http://schemas.openxmlformats.org/drawingml/2006/main" xmlns:pic="http://schemas.openxmlformats.org/drawingml/2006/picture">
+                  <wp:extent cx="4023359" cy="9525"/>
+                  <wp:docPr id="30" name="Picture 30"/>
+                  <wp:cNvGraphicFramePr>
+                    <a:graphicFrameLocks noChangeAspect="1"/>
+                  </wp:cNvGraphicFramePr>
+                  <a:graphic>
+                    <a:graphicData uri="http://schemas.openxmlformats.org/drawingml/2006/picture">
+                      <pic:pic>
+                        <pic:nvPicPr>
+                          <pic:cNvPr id="0" name="_dbq_spacer.png"/>
+                          <pic:cNvPicPr/>
+                        </pic:nvPicPr>
+                        <pic:blipFill>
+                          <a:blip r:embed="rId9"/>
+                          <a:stretch>
+                            <a:fillRect/>
+                          </a:stretch>
+                        </pic:blipFill>
+                        <pic:spPr>
+                          <a:xfrm>
+                            <a:off x="0" y="0"/>
+                            <a:ext cx="4023359" cy="9525"/>
+                          </a:xfrm>
+                          <a:prstGeom prst="rect"/>
+                        </pic:spPr>
+                      </pic:pic>
+                    </a:graphicData>
+                  </a:graphic>
+                </wp:inline>
+              </w:drawing>
             </w:r>
+          </w:p>
+          <w:p>
+            <w:pPr>
+              <w:spacing w:before="0" w:after="60"/>
+            </w:pPr>
+          </w:p>
+          <w:p>
+            <w:pPr>
+              <w:pBdr>
+                <w:bottom w:val="single" w:sz="8" w:space="2" w:color="8C8C8C"/>
+              </w:pBdr>
+            </w:pPr>
           </w:p>
         </w:tc>
       </w:tr>
@@ -1482,6 +2868,7 @@
         <w:tblW w:type="auto" w:w="0"/>
         <w:jc w:val="center"/>
         <w:tblLook w:firstColumn="1" w:firstRow="1" w:lastColumn="0" w:lastRow="0" w:noHBand="0" w:noVBand="1" w:val="04A0"/>
+        <w:tblLayout w:type="fixed"/>
       </w:tblPr>
       <w:tblGrid>
         <w:gridCol w:w="4896"/>
@@ -1507,11 +2894,57 @@
             <w:tcW w:type="dxa" w:w="4896"/>
           </w:tcPr>
           <w:p>
+            <w:pPr>
+              <w:pBdr>
+                <w:bottom w:val="single" w:sz="8" w:space="2" w:color="8C8C8C"/>
+              </w:pBdr>
+            </w:pPr>
             <w:r>
-              <w:rPr>
-                <w:sz w:val="20"/>
-              </w:rPr>
+              <w:drawing>
+                <wp:inline xmlns:a="http://schemas.openxmlformats.org/drawingml/2006/main" xmlns:pic="http://schemas.openxmlformats.org/drawingml/2006/picture">
+                  <wp:extent cx="2926079" cy="9525"/>
+                  <wp:docPr id="31" name="Picture 31"/>
+                  <wp:cNvGraphicFramePr>
+                    <a:graphicFrameLocks noChangeAspect="1"/>
+                  </wp:cNvGraphicFramePr>
+                  <a:graphic>
+                    <a:graphicData uri="http://schemas.openxmlformats.org/drawingml/2006/picture">
+                      <pic:pic>
+                        <pic:nvPicPr>
+                          <pic:cNvPr id="0" name="_dbq_spacer.png"/>
+                          <pic:cNvPicPr/>
+                        </pic:nvPicPr>
+                        <pic:blipFill>
+                          <a:blip r:embed="rId9"/>
+                          <a:stretch>
+                            <a:fillRect/>
+                          </a:stretch>
+                        </pic:blipFill>
+                        <pic:spPr>
+                          <a:xfrm>
+                            <a:off x="0" y="0"/>
+                            <a:ext cx="2926079" cy="9525"/>
+                          </a:xfrm>
+                          <a:prstGeom prst="rect"/>
+                        </pic:spPr>
+                      </pic:pic>
+                    </a:graphicData>
+                  </a:graphic>
+                </wp:inline>
+              </w:drawing>
             </w:r>
+          </w:p>
+          <w:p>
+            <w:pPr>
+              <w:spacing w:before="0" w:after="60"/>
+            </w:pPr>
+          </w:p>
+          <w:p>
+            <w:pPr>
+              <w:pBdr>
+                <w:bottom w:val="single" w:sz="8" w:space="2" w:color="8C8C8C"/>
+              </w:pBdr>
+            </w:pPr>
           </w:p>
         </w:tc>
       </w:tr>
@@ -1535,11 +2968,57 @@
             <w:tcW w:type="dxa" w:w="4896"/>
           </w:tcPr>
           <w:p>
+            <w:pPr>
+              <w:pBdr>
+                <w:bottom w:val="single" w:sz="8" w:space="2" w:color="8C8C8C"/>
+              </w:pBdr>
+            </w:pPr>
             <w:r>
-              <w:rPr>
-                <w:sz w:val="20"/>
-              </w:rPr>
+              <w:drawing>
+                <wp:inline xmlns:a="http://schemas.openxmlformats.org/drawingml/2006/main" xmlns:pic="http://schemas.openxmlformats.org/drawingml/2006/picture">
+                  <wp:extent cx="2926079" cy="9525"/>
+                  <wp:docPr id="32" name="Picture 32"/>
+                  <wp:cNvGraphicFramePr>
+                    <a:graphicFrameLocks noChangeAspect="1"/>
+                  </wp:cNvGraphicFramePr>
+                  <a:graphic>
+                    <a:graphicData uri="http://schemas.openxmlformats.org/drawingml/2006/picture">
+                      <pic:pic>
+                        <pic:nvPicPr>
+                          <pic:cNvPr id="0" name="_dbq_spacer.png"/>
+                          <pic:cNvPicPr/>
+                        </pic:nvPicPr>
+                        <pic:blipFill>
+                          <a:blip r:embed="rId9"/>
+                          <a:stretch>
+                            <a:fillRect/>
+                          </a:stretch>
+                        </pic:blipFill>
+                        <pic:spPr>
+                          <a:xfrm>
+                            <a:off x="0" y="0"/>
+                            <a:ext cx="2926079" cy="9525"/>
+                          </a:xfrm>
+                          <a:prstGeom prst="rect"/>
+                        </pic:spPr>
+                      </pic:pic>
+                    </a:graphicData>
+                  </a:graphic>
+                </wp:inline>
+              </w:drawing>
             </w:r>
+          </w:p>
+          <w:p>
+            <w:pPr>
+              <w:spacing w:before="0" w:after="60"/>
+            </w:pPr>
+          </w:p>
+          <w:p>
+            <w:pPr>
+              <w:pBdr>
+                <w:bottom w:val="single" w:sz="8" w:space="2" w:color="8C8C8C"/>
+              </w:pBdr>
+            </w:pPr>
           </w:p>
         </w:tc>
       </w:tr>
@@ -1563,11 +3042,57 @@
             <w:tcW w:type="dxa" w:w="4896"/>
           </w:tcPr>
           <w:p>
+            <w:pPr>
+              <w:pBdr>
+                <w:bottom w:val="single" w:sz="8" w:space="2" w:color="8C8C8C"/>
+              </w:pBdr>
+            </w:pPr>
             <w:r>
-              <w:rPr>
-                <w:sz w:val="20"/>
-              </w:rPr>
+              <w:drawing>
+                <wp:inline xmlns:a="http://schemas.openxmlformats.org/drawingml/2006/main" xmlns:pic="http://schemas.openxmlformats.org/drawingml/2006/picture">
+                  <wp:extent cx="2926079" cy="9525"/>
+                  <wp:docPr id="33" name="Picture 33"/>
+                  <wp:cNvGraphicFramePr>
+                    <a:graphicFrameLocks noChangeAspect="1"/>
+                  </wp:cNvGraphicFramePr>
+                  <a:graphic>
+                    <a:graphicData uri="http://schemas.openxmlformats.org/drawingml/2006/picture">
+                      <pic:pic>
+                        <pic:nvPicPr>
+                          <pic:cNvPr id="0" name="_dbq_spacer.png"/>
+                          <pic:cNvPicPr/>
+                        </pic:nvPicPr>
+                        <pic:blipFill>
+                          <a:blip r:embed="rId9"/>
+                          <a:stretch>
+                            <a:fillRect/>
+                          </a:stretch>
+                        </pic:blipFill>
+                        <pic:spPr>
+                          <a:xfrm>
+                            <a:off x="0" y="0"/>
+                            <a:ext cx="2926079" cy="9525"/>
+                          </a:xfrm>
+                          <a:prstGeom prst="rect"/>
+                        </pic:spPr>
+                      </pic:pic>
+                    </a:graphicData>
+                  </a:graphic>
+                </wp:inline>
+              </w:drawing>
             </w:r>
+          </w:p>
+          <w:p>
+            <w:pPr>
+              <w:spacing w:before="0" w:after="60"/>
+            </w:pPr>
+          </w:p>
+          <w:p>
+            <w:pPr>
+              <w:pBdr>
+                <w:bottom w:val="single" w:sz="8" w:space="2" w:color="8C8C8C"/>
+              </w:pBdr>
+            </w:pPr>
           </w:p>
         </w:tc>
       </w:tr>
@@ -1643,6 +3168,7 @@
         <w:tblW w:type="auto" w:w="0"/>
         <w:jc w:val="center"/>
         <w:tblLook w:firstColumn="1" w:firstRow="1" w:lastColumn="0" w:lastRow="0" w:noHBand="0" w:noVBand="1" w:val="04A0"/>
+        <w:tblLayout w:type="fixed"/>
       </w:tblPr>
       <w:tblGrid>
         <w:gridCol w:w="4896"/>
@@ -1668,11 +3194,57 @@
             <w:tcW w:type="dxa" w:w="6624"/>
           </w:tcPr>
           <w:p>
+            <w:pPr>
+              <w:pBdr>
+                <w:bottom w:val="single" w:sz="8" w:space="2" w:color="8C8C8C"/>
+              </w:pBdr>
+            </w:pPr>
             <w:r>
-              <w:rPr>
-                <w:sz w:val="20"/>
-              </w:rPr>
+              <w:drawing>
+                <wp:inline xmlns:a="http://schemas.openxmlformats.org/drawingml/2006/main" xmlns:pic="http://schemas.openxmlformats.org/drawingml/2006/picture">
+                  <wp:extent cx="4023359" cy="9525"/>
+                  <wp:docPr id="34" name="Picture 34"/>
+                  <wp:cNvGraphicFramePr>
+                    <a:graphicFrameLocks noChangeAspect="1"/>
+                  </wp:cNvGraphicFramePr>
+                  <a:graphic>
+                    <a:graphicData uri="http://schemas.openxmlformats.org/drawingml/2006/picture">
+                      <pic:pic>
+                        <pic:nvPicPr>
+                          <pic:cNvPr id="0" name="_dbq_spacer.png"/>
+                          <pic:cNvPicPr/>
+                        </pic:nvPicPr>
+                        <pic:blipFill>
+                          <a:blip r:embed="rId9"/>
+                          <a:stretch>
+                            <a:fillRect/>
+                          </a:stretch>
+                        </pic:blipFill>
+                        <pic:spPr>
+                          <a:xfrm>
+                            <a:off x="0" y="0"/>
+                            <a:ext cx="4023359" cy="9525"/>
+                          </a:xfrm>
+                          <a:prstGeom prst="rect"/>
+                        </pic:spPr>
+                      </pic:pic>
+                    </a:graphicData>
+                  </a:graphic>
+                </wp:inline>
+              </w:drawing>
             </w:r>
+          </w:p>
+          <w:p>
+            <w:pPr>
+              <w:spacing w:before="0" w:after="60"/>
+            </w:pPr>
+          </w:p>
+          <w:p>
+            <w:pPr>
+              <w:pBdr>
+                <w:bottom w:val="single" w:sz="8" w:space="2" w:color="8C8C8C"/>
+              </w:pBdr>
+            </w:pPr>
           </w:p>
         </w:tc>
       </w:tr>
@@ -1696,11 +3268,57 @@
             <w:tcW w:type="dxa" w:w="6624"/>
           </w:tcPr>
           <w:p>
+            <w:pPr>
+              <w:pBdr>
+                <w:bottom w:val="single" w:sz="8" w:space="2" w:color="8C8C8C"/>
+              </w:pBdr>
+            </w:pPr>
             <w:r>
-              <w:rPr>
-                <w:sz w:val="20"/>
-              </w:rPr>
+              <w:drawing>
+                <wp:inline xmlns:a="http://schemas.openxmlformats.org/drawingml/2006/main" xmlns:pic="http://schemas.openxmlformats.org/drawingml/2006/picture">
+                  <wp:extent cx="4023359" cy="9525"/>
+                  <wp:docPr id="35" name="Picture 35"/>
+                  <wp:cNvGraphicFramePr>
+                    <a:graphicFrameLocks noChangeAspect="1"/>
+                  </wp:cNvGraphicFramePr>
+                  <a:graphic>
+                    <a:graphicData uri="http://schemas.openxmlformats.org/drawingml/2006/picture">
+                      <pic:pic>
+                        <pic:nvPicPr>
+                          <pic:cNvPr id="0" name="_dbq_spacer.png"/>
+                          <pic:cNvPicPr/>
+                        </pic:nvPicPr>
+                        <pic:blipFill>
+                          <a:blip r:embed="rId9"/>
+                          <a:stretch>
+                            <a:fillRect/>
+                          </a:stretch>
+                        </pic:blipFill>
+                        <pic:spPr>
+                          <a:xfrm>
+                            <a:off x="0" y="0"/>
+                            <a:ext cx="4023359" cy="9525"/>
+                          </a:xfrm>
+                          <a:prstGeom prst="rect"/>
+                        </pic:spPr>
+                      </pic:pic>
+                    </a:graphicData>
+                  </a:graphic>
+                </wp:inline>
+              </w:drawing>
             </w:r>
+          </w:p>
+          <w:p>
+            <w:pPr>
+              <w:spacing w:before="0" w:after="60"/>
+            </w:pPr>
+          </w:p>
+          <w:p>
+            <w:pPr>
+              <w:pBdr>
+                <w:bottom w:val="single" w:sz="8" w:space="2" w:color="8C8C8C"/>
+              </w:pBdr>
+            </w:pPr>
           </w:p>
         </w:tc>
       </w:tr>
@@ -1724,11 +3342,57 @@
             <w:tcW w:type="dxa" w:w="6624"/>
           </w:tcPr>
           <w:p>
+            <w:pPr>
+              <w:pBdr>
+                <w:bottom w:val="single" w:sz="8" w:space="2" w:color="8C8C8C"/>
+              </w:pBdr>
+            </w:pPr>
             <w:r>
-              <w:rPr>
-                <w:sz w:val="20"/>
-              </w:rPr>
+              <w:drawing>
+                <wp:inline xmlns:a="http://schemas.openxmlformats.org/drawingml/2006/main" xmlns:pic="http://schemas.openxmlformats.org/drawingml/2006/picture">
+                  <wp:extent cx="4023359" cy="9525"/>
+                  <wp:docPr id="36" name="Picture 36"/>
+                  <wp:cNvGraphicFramePr>
+                    <a:graphicFrameLocks noChangeAspect="1"/>
+                  </wp:cNvGraphicFramePr>
+                  <a:graphic>
+                    <a:graphicData uri="http://schemas.openxmlformats.org/drawingml/2006/picture">
+                      <pic:pic>
+                        <pic:nvPicPr>
+                          <pic:cNvPr id="0" name="_dbq_spacer.png"/>
+                          <pic:cNvPicPr/>
+                        </pic:nvPicPr>
+                        <pic:blipFill>
+                          <a:blip r:embed="rId9"/>
+                          <a:stretch>
+                            <a:fillRect/>
+                          </a:stretch>
+                        </pic:blipFill>
+                        <pic:spPr>
+                          <a:xfrm>
+                            <a:off x="0" y="0"/>
+                            <a:ext cx="4023359" cy="9525"/>
+                          </a:xfrm>
+                          <a:prstGeom prst="rect"/>
+                        </pic:spPr>
+                      </pic:pic>
+                    </a:graphicData>
+                  </a:graphic>
+                </wp:inline>
+              </w:drawing>
             </w:r>
+          </w:p>
+          <w:p>
+            <w:pPr>
+              <w:spacing w:before="0" w:after="60"/>
+            </w:pPr>
+          </w:p>
+          <w:p>
+            <w:pPr>
+              <w:pBdr>
+                <w:bottom w:val="single" w:sz="8" w:space="2" w:color="8C8C8C"/>
+              </w:pBdr>
+            </w:pPr>
           </w:p>
         </w:tc>
       </w:tr>
@@ -1752,11 +3416,57 @@
             <w:tcW w:type="dxa" w:w="6624"/>
           </w:tcPr>
           <w:p>
+            <w:pPr>
+              <w:pBdr>
+                <w:bottom w:val="single" w:sz="8" w:space="2" w:color="8C8C8C"/>
+              </w:pBdr>
+            </w:pPr>
             <w:r>
-              <w:rPr>
-                <w:sz w:val="20"/>
-              </w:rPr>
+              <w:drawing>
+                <wp:inline xmlns:a="http://schemas.openxmlformats.org/drawingml/2006/main" xmlns:pic="http://schemas.openxmlformats.org/drawingml/2006/picture">
+                  <wp:extent cx="4023359" cy="9525"/>
+                  <wp:docPr id="37" name="Picture 37"/>
+                  <wp:cNvGraphicFramePr>
+                    <a:graphicFrameLocks noChangeAspect="1"/>
+                  </wp:cNvGraphicFramePr>
+                  <a:graphic>
+                    <a:graphicData uri="http://schemas.openxmlformats.org/drawingml/2006/picture">
+                      <pic:pic>
+                        <pic:nvPicPr>
+                          <pic:cNvPr id="0" name="_dbq_spacer.png"/>
+                          <pic:cNvPicPr/>
+                        </pic:nvPicPr>
+                        <pic:blipFill>
+                          <a:blip r:embed="rId9"/>
+                          <a:stretch>
+                            <a:fillRect/>
+                          </a:stretch>
+                        </pic:blipFill>
+                        <pic:spPr>
+                          <a:xfrm>
+                            <a:off x="0" y="0"/>
+                            <a:ext cx="4023359" cy="9525"/>
+                          </a:xfrm>
+                          <a:prstGeom prst="rect"/>
+                        </pic:spPr>
+                      </pic:pic>
+                    </a:graphicData>
+                  </a:graphic>
+                </wp:inline>
+              </w:drawing>
             </w:r>
+          </w:p>
+          <w:p>
+            <w:pPr>
+              <w:spacing w:before="0" w:after="60"/>
+            </w:pPr>
+          </w:p>
+          <w:p>
+            <w:pPr>
+              <w:pBdr>
+                <w:bottom w:val="single" w:sz="8" w:space="2" w:color="8C8C8C"/>
+              </w:pBdr>
+            </w:pPr>
           </w:p>
         </w:tc>
       </w:tr>
@@ -1780,11 +3490,57 @@
             <w:tcW w:type="dxa" w:w="6624"/>
           </w:tcPr>
           <w:p>
+            <w:pPr>
+              <w:pBdr>
+                <w:bottom w:val="single" w:sz="8" w:space="2" w:color="8C8C8C"/>
+              </w:pBdr>
+            </w:pPr>
             <w:r>
-              <w:rPr>
-                <w:sz w:val="20"/>
-              </w:rPr>
+              <w:drawing>
+                <wp:inline xmlns:a="http://schemas.openxmlformats.org/drawingml/2006/main" xmlns:pic="http://schemas.openxmlformats.org/drawingml/2006/picture">
+                  <wp:extent cx="4023359" cy="9525"/>
+                  <wp:docPr id="38" name="Picture 38"/>
+                  <wp:cNvGraphicFramePr>
+                    <a:graphicFrameLocks noChangeAspect="1"/>
+                  </wp:cNvGraphicFramePr>
+                  <a:graphic>
+                    <a:graphicData uri="http://schemas.openxmlformats.org/drawingml/2006/picture">
+                      <pic:pic>
+                        <pic:nvPicPr>
+                          <pic:cNvPr id="0" name="_dbq_spacer.png"/>
+                          <pic:cNvPicPr/>
+                        </pic:nvPicPr>
+                        <pic:blipFill>
+                          <a:blip r:embed="rId9"/>
+                          <a:stretch>
+                            <a:fillRect/>
+                          </a:stretch>
+                        </pic:blipFill>
+                        <pic:spPr>
+                          <a:xfrm>
+                            <a:off x="0" y="0"/>
+                            <a:ext cx="4023359" cy="9525"/>
+                          </a:xfrm>
+                          <a:prstGeom prst="rect"/>
+                        </pic:spPr>
+                      </pic:pic>
+                    </a:graphicData>
+                  </a:graphic>
+                </wp:inline>
+              </w:drawing>
             </w:r>
+          </w:p>
+          <w:p>
+            <w:pPr>
+              <w:spacing w:before="0" w:after="60"/>
+            </w:pPr>
+          </w:p>
+          <w:p>
+            <w:pPr>
+              <w:pBdr>
+                <w:bottom w:val="single" w:sz="8" w:space="2" w:color="8C8C8C"/>
+              </w:pBdr>
+            </w:pPr>
           </w:p>
         </w:tc>
       </w:tr>
@@ -1860,6 +3616,7 @@
         <w:tblStyle w:val="TableGrid"/>
         <w:tblW w:type="auto" w:w="0"/>
         <w:tblLook w:firstColumn="1" w:firstRow="1" w:lastColumn="0" w:lastRow="0" w:noHBand="0" w:noVBand="1" w:val="04A0"/>
+        <w:tblLayout w:type="fixed"/>
       </w:tblPr>
       <w:tblGrid>
         <w:gridCol w:w="3264"/>
@@ -1869,7 +3626,7 @@
       <w:tr>
         <w:tc>
           <w:tcPr>
-            <w:tcW w:type="dxa" w:w="3264"/>
+            <w:tcW w:type="dxa" w:w="2880"/>
           </w:tcPr>
           <w:p>
             <w:r>
@@ -1884,7 +3641,7 @@
         </w:tc>
         <w:tc>
           <w:tcPr>
-            <w:tcW w:type="dxa" w:w="3264"/>
+            <w:tcW w:type="dxa" w:w="2880"/>
           </w:tcPr>
           <w:p>
             <w:r>
@@ -1899,7 +3656,7 @@
         </w:tc>
         <w:tc>
           <w:tcPr>
-            <w:tcW w:type="dxa" w:w="3264"/>
+            <w:tcW w:type="dxa" w:w="4032"/>
           </w:tcPr>
           <w:p>
             <w:r>
@@ -2257,6 +4014,7 @@
         <w:tblW w:type="auto" w:w="0"/>
         <w:jc w:val="center"/>
         <w:tblLook w:firstColumn="1" w:firstRow="1" w:lastColumn="0" w:lastRow="0" w:noHBand="0" w:noVBand="1" w:val="04A0"/>
+        <w:tblLayout w:type="fixed"/>
       </w:tblPr>
       <w:tblGrid>
         <w:gridCol w:w="4896"/>
@@ -2374,6 +4132,7 @@
         <w:tblW w:type="auto" w:w="0"/>
         <w:jc w:val="center"/>
         <w:tblLook w:firstColumn="1" w:firstRow="1" w:lastColumn="0" w:lastRow="0" w:noHBand="0" w:noVBand="1" w:val="04A0"/>
+        <w:tblLayout w:type="fixed"/>
       </w:tblPr>
       <w:tblGrid>
         <w:gridCol w:w="4896"/>
@@ -2399,11 +4158,57 @@
             <w:tcW w:type="dxa" w:w="3744"/>
           </w:tcPr>
           <w:p>
+            <w:pPr>
+              <w:pBdr>
+                <w:bottom w:val="single" w:sz="8" w:space="2" w:color="8C8C8C"/>
+              </w:pBdr>
+            </w:pPr>
             <w:r>
-              <w:rPr>
-                <w:sz w:val="20"/>
-              </w:rPr>
+              <w:drawing>
+                <wp:inline xmlns:a="http://schemas.openxmlformats.org/drawingml/2006/main" xmlns:pic="http://schemas.openxmlformats.org/drawingml/2006/picture">
+                  <wp:extent cx="2194560" cy="9525"/>
+                  <wp:docPr id="39" name="Picture 39"/>
+                  <wp:cNvGraphicFramePr>
+                    <a:graphicFrameLocks noChangeAspect="1"/>
+                  </wp:cNvGraphicFramePr>
+                  <a:graphic>
+                    <a:graphicData uri="http://schemas.openxmlformats.org/drawingml/2006/picture">
+                      <pic:pic>
+                        <pic:nvPicPr>
+                          <pic:cNvPr id="0" name="_dbq_spacer.png"/>
+                          <pic:cNvPicPr/>
+                        </pic:nvPicPr>
+                        <pic:blipFill>
+                          <a:blip r:embed="rId9"/>
+                          <a:stretch>
+                            <a:fillRect/>
+                          </a:stretch>
+                        </pic:blipFill>
+                        <pic:spPr>
+                          <a:xfrm>
+                            <a:off x="0" y="0"/>
+                            <a:ext cx="2194560" cy="9525"/>
+                          </a:xfrm>
+                          <a:prstGeom prst="rect"/>
+                        </pic:spPr>
+                      </pic:pic>
+                    </a:graphicData>
+                  </a:graphic>
+                </wp:inline>
+              </w:drawing>
             </w:r>
+          </w:p>
+          <w:p>
+            <w:pPr>
+              <w:spacing w:before="0" w:after="60"/>
+            </w:pPr>
+          </w:p>
+          <w:p>
+            <w:pPr>
+              <w:pBdr>
+                <w:bottom w:val="single" w:sz="8" w:space="2" w:color="8C8C8C"/>
+              </w:pBdr>
+            </w:pPr>
           </w:p>
         </w:tc>
       </w:tr>
@@ -2427,11 +4232,57 @@
             <w:tcW w:type="dxa" w:w="3744"/>
           </w:tcPr>
           <w:p>
+            <w:pPr>
+              <w:pBdr>
+                <w:bottom w:val="single" w:sz="8" w:space="2" w:color="8C8C8C"/>
+              </w:pBdr>
+            </w:pPr>
             <w:r>
-              <w:rPr>
-                <w:sz w:val="20"/>
-              </w:rPr>
+              <w:drawing>
+                <wp:inline xmlns:a="http://schemas.openxmlformats.org/drawingml/2006/main" xmlns:pic="http://schemas.openxmlformats.org/drawingml/2006/picture">
+                  <wp:extent cx="2194560" cy="9525"/>
+                  <wp:docPr id="40" name="Picture 40"/>
+                  <wp:cNvGraphicFramePr>
+                    <a:graphicFrameLocks noChangeAspect="1"/>
+                  </wp:cNvGraphicFramePr>
+                  <a:graphic>
+                    <a:graphicData uri="http://schemas.openxmlformats.org/drawingml/2006/picture">
+                      <pic:pic>
+                        <pic:nvPicPr>
+                          <pic:cNvPr id="0" name="_dbq_spacer.png"/>
+                          <pic:cNvPicPr/>
+                        </pic:nvPicPr>
+                        <pic:blipFill>
+                          <a:blip r:embed="rId9"/>
+                          <a:stretch>
+                            <a:fillRect/>
+                          </a:stretch>
+                        </pic:blipFill>
+                        <pic:spPr>
+                          <a:xfrm>
+                            <a:off x="0" y="0"/>
+                            <a:ext cx="2194560" cy="9525"/>
+                          </a:xfrm>
+                          <a:prstGeom prst="rect"/>
+                        </pic:spPr>
+                      </pic:pic>
+                    </a:graphicData>
+                  </a:graphic>
+                </wp:inline>
+              </w:drawing>
             </w:r>
+          </w:p>
+          <w:p>
+            <w:pPr>
+              <w:spacing w:before="0" w:after="60"/>
+            </w:pPr>
+          </w:p>
+          <w:p>
+            <w:pPr>
+              <w:pBdr>
+                <w:bottom w:val="single" w:sz="8" w:space="2" w:color="8C8C8C"/>
+              </w:pBdr>
+            </w:pPr>
           </w:p>
         </w:tc>
       </w:tr>
@@ -2455,11 +4306,57 @@
             <w:tcW w:type="dxa" w:w="3744"/>
           </w:tcPr>
           <w:p>
+            <w:pPr>
+              <w:pBdr>
+                <w:bottom w:val="single" w:sz="8" w:space="2" w:color="8C8C8C"/>
+              </w:pBdr>
+            </w:pPr>
             <w:r>
-              <w:rPr>
-                <w:sz w:val="20"/>
-              </w:rPr>
+              <w:drawing>
+                <wp:inline xmlns:a="http://schemas.openxmlformats.org/drawingml/2006/main" xmlns:pic="http://schemas.openxmlformats.org/drawingml/2006/picture">
+                  <wp:extent cx="2194560" cy="9525"/>
+                  <wp:docPr id="41" name="Picture 41"/>
+                  <wp:cNvGraphicFramePr>
+                    <a:graphicFrameLocks noChangeAspect="1"/>
+                  </wp:cNvGraphicFramePr>
+                  <a:graphic>
+                    <a:graphicData uri="http://schemas.openxmlformats.org/drawingml/2006/picture">
+                      <pic:pic>
+                        <pic:nvPicPr>
+                          <pic:cNvPr id="0" name="_dbq_spacer.png"/>
+                          <pic:cNvPicPr/>
+                        </pic:nvPicPr>
+                        <pic:blipFill>
+                          <a:blip r:embed="rId9"/>
+                          <a:stretch>
+                            <a:fillRect/>
+                          </a:stretch>
+                        </pic:blipFill>
+                        <pic:spPr>
+                          <a:xfrm>
+                            <a:off x="0" y="0"/>
+                            <a:ext cx="2194560" cy="9525"/>
+                          </a:xfrm>
+                          <a:prstGeom prst="rect"/>
+                        </pic:spPr>
+                      </pic:pic>
+                    </a:graphicData>
+                  </a:graphic>
+                </wp:inline>
+              </w:drawing>
             </w:r>
+          </w:p>
+          <w:p>
+            <w:pPr>
+              <w:spacing w:before="0" w:after="60"/>
+            </w:pPr>
+          </w:p>
+          <w:p>
+            <w:pPr>
+              <w:pBdr>
+                <w:bottom w:val="single" w:sz="8" w:space="2" w:color="8C8C8C"/>
+              </w:pBdr>
+            </w:pPr>
           </w:p>
         </w:tc>
       </w:tr>
@@ -2483,11 +4380,57 @@
             <w:tcW w:type="dxa" w:w="3744"/>
           </w:tcPr>
           <w:p>
+            <w:pPr>
+              <w:pBdr>
+                <w:bottom w:val="single" w:sz="8" w:space="2" w:color="8C8C8C"/>
+              </w:pBdr>
+            </w:pPr>
             <w:r>
-              <w:rPr>
-                <w:sz w:val="20"/>
-              </w:rPr>
+              <w:drawing>
+                <wp:inline xmlns:a="http://schemas.openxmlformats.org/drawingml/2006/main" xmlns:pic="http://schemas.openxmlformats.org/drawingml/2006/picture">
+                  <wp:extent cx="2194560" cy="9525"/>
+                  <wp:docPr id="42" name="Picture 42"/>
+                  <wp:cNvGraphicFramePr>
+                    <a:graphicFrameLocks noChangeAspect="1"/>
+                  </wp:cNvGraphicFramePr>
+                  <a:graphic>
+                    <a:graphicData uri="http://schemas.openxmlformats.org/drawingml/2006/picture">
+                      <pic:pic>
+                        <pic:nvPicPr>
+                          <pic:cNvPr id="0" name="_dbq_spacer.png"/>
+                          <pic:cNvPicPr/>
+                        </pic:nvPicPr>
+                        <pic:blipFill>
+                          <a:blip r:embed="rId9"/>
+                          <a:stretch>
+                            <a:fillRect/>
+                          </a:stretch>
+                        </pic:blipFill>
+                        <pic:spPr>
+                          <a:xfrm>
+                            <a:off x="0" y="0"/>
+                            <a:ext cx="2194560" cy="9525"/>
+                          </a:xfrm>
+                          <a:prstGeom prst="rect"/>
+                        </pic:spPr>
+                      </pic:pic>
+                    </a:graphicData>
+                  </a:graphic>
+                </wp:inline>
+              </w:drawing>
             </w:r>
+          </w:p>
+          <w:p>
+            <w:pPr>
+              <w:spacing w:before="0" w:after="60"/>
+            </w:pPr>
+          </w:p>
+          <w:p>
+            <w:pPr>
+              <w:pBdr>
+                <w:bottom w:val="single" w:sz="8" w:space="2" w:color="8C8C8C"/>
+              </w:pBdr>
+            </w:pPr>
           </w:p>
         </w:tc>
       </w:tr>
@@ -2511,11 +4454,57 @@
             <w:tcW w:type="dxa" w:w="3744"/>
           </w:tcPr>
           <w:p>
+            <w:pPr>
+              <w:pBdr>
+                <w:bottom w:val="single" w:sz="8" w:space="2" w:color="8C8C8C"/>
+              </w:pBdr>
+            </w:pPr>
             <w:r>
-              <w:rPr>
-                <w:sz w:val="20"/>
-              </w:rPr>
+              <w:drawing>
+                <wp:inline xmlns:a="http://schemas.openxmlformats.org/drawingml/2006/main" xmlns:pic="http://schemas.openxmlformats.org/drawingml/2006/picture">
+                  <wp:extent cx="2194560" cy="9525"/>
+                  <wp:docPr id="43" name="Picture 43"/>
+                  <wp:cNvGraphicFramePr>
+                    <a:graphicFrameLocks noChangeAspect="1"/>
+                  </wp:cNvGraphicFramePr>
+                  <a:graphic>
+                    <a:graphicData uri="http://schemas.openxmlformats.org/drawingml/2006/picture">
+                      <pic:pic>
+                        <pic:nvPicPr>
+                          <pic:cNvPr id="0" name="_dbq_spacer.png"/>
+                          <pic:cNvPicPr/>
+                        </pic:nvPicPr>
+                        <pic:blipFill>
+                          <a:blip r:embed="rId9"/>
+                          <a:stretch>
+                            <a:fillRect/>
+                          </a:stretch>
+                        </pic:blipFill>
+                        <pic:spPr>
+                          <a:xfrm>
+                            <a:off x="0" y="0"/>
+                            <a:ext cx="2194560" cy="9525"/>
+                          </a:xfrm>
+                          <a:prstGeom prst="rect"/>
+                        </pic:spPr>
+                      </pic:pic>
+                    </a:graphicData>
+                  </a:graphic>
+                </wp:inline>
+              </w:drawing>
             </w:r>
+          </w:p>
+          <w:p>
+            <w:pPr>
+              <w:spacing w:before="0" w:after="60"/>
+            </w:pPr>
+          </w:p>
+          <w:p>
+            <w:pPr>
+              <w:pBdr>
+                <w:bottom w:val="single" w:sz="8" w:space="2" w:color="8C8C8C"/>
+              </w:pBdr>
+            </w:pPr>
           </w:p>
         </w:tc>
       </w:tr>
@@ -2557,6 +4546,7 @@
         <w:tblW w:type="auto" w:w="0"/>
         <w:jc w:val="center"/>
         <w:tblLook w:firstColumn="1" w:firstRow="1" w:lastColumn="0" w:lastRow="0" w:noHBand="0" w:noVBand="1" w:val="04A0"/>
+        <w:tblLayout w:type="fixed"/>
       </w:tblPr>
       <w:tblGrid>
         <w:gridCol w:w="4896"/>

--- a/courses/world-history-hack/BUILD/unit1/deliverables/Unit1_DBQ_Investigation_Book.docx
+++ b/courses/world-history-hack/BUILD/unit1/deliverables/Unit1_DBQ_Investigation_Book.docx
@@ -108,12 +108,8 @@
       </w:r>
     </w:p>
     <w:p>
-      <w:r>
-        <w:br w:type="page"/>
-      </w:r>
-    </w:p>
-    <w:p>
       <w:pPr>
+        <w:pageBreakBefore/>
         <w:spacing w:after="80" w:before="0"/>
       </w:pPr>
       <w:r>
@@ -182,12 +178,8 @@
       </w:r>
     </w:p>
     <w:p>
-      <w:r>
-        <w:br w:type="page"/>
-      </w:r>
-    </w:p>
-    <w:p>
       <w:pPr>
+        <w:pageBreakBefore/>
         <w:spacing w:after="40" w:before="0"/>
       </w:pPr>
       <w:r>
@@ -1060,12 +1052,8 @@
       </w:r>
     </w:p>
     <w:p>
-      <w:r>
-        <w:br w:type="page"/>
-      </w:r>
-    </w:p>
-    <w:p>
       <w:pPr>
+        <w:pageBreakBefore/>
         <w:spacing w:after="40" w:before="0"/>
       </w:pPr>
       <w:r>
@@ -1938,12 +1926,8 @@
       </w:r>
     </w:p>
     <w:p>
-      <w:r>
-        <w:br w:type="page"/>
-      </w:r>
-    </w:p>
-    <w:p>
       <w:pPr>
+        <w:pageBreakBefore/>
         <w:spacing w:after="40" w:before="0"/>
       </w:pPr>
       <w:r>
@@ -2816,12 +2800,8 @@
       </w:r>
     </w:p>
     <w:p>
-      <w:r>
-        <w:br w:type="page"/>
-      </w:r>
-    </w:p>
-    <w:p>
       <w:pPr>
+        <w:pageBreakBefore/>
         <w:spacing w:after="80" w:before="0"/>
       </w:pPr>
       <w:r>
@@ -3103,12 +3083,8 @@
       </w:pPr>
     </w:p>
     <w:p>
-      <w:r>
-        <w:br w:type="page"/>
-      </w:r>
-    </w:p>
-    <w:p>
       <w:pPr>
+        <w:pageBreakBefore/>
         <w:spacing w:after="80" w:before="0"/>
       </w:pPr>
       <w:r>
@@ -3565,12 +3541,8 @@
       </w:r>
     </w:p>
     <w:p>
-      <w:r>
-        <w:br w:type="page"/>
-      </w:r>
-    </w:p>
-    <w:p>
       <w:pPr>
+        <w:pageBreakBefore/>
         <w:spacing w:after="80" w:before="0"/>
       </w:pPr>
       <w:r>
@@ -3950,12 +3922,8 @@
       </w:r>
     </w:p>
     <w:p>
-      <w:r>
-        <w:br w:type="page"/>
-      </w:r>
-    </w:p>
-    <w:p>
       <w:pPr>
+        <w:pageBreakBefore/>
         <w:spacing w:after="80" w:before="0"/>
       </w:pPr>
       <w:r>
